--- a/MyResume.docx
+++ b/MyResume.docx
@@ -427,25 +427,7 @@
         <w:rPr>
           <w:w w:val="115"/>
         </w:rPr>
-        <w:t xml:space="preserve">August 2023 – </w:t>
-      </w:r>
-      <w:r>
-        <w:rPr>
-          <w:w w:val="115"/>
-        </w:rPr>
-        <w:t>Jan</w:t>
-      </w:r>
-      <w:r>
-        <w:rPr>
-          <w:w w:val="115"/>
-        </w:rPr>
-        <w:t xml:space="preserve"> 202</w:t>
-      </w:r>
-      <w:r>
-        <w:rPr>
-          <w:w w:val="115"/>
-        </w:rPr>
-        <w:t>5</w:t>
+        <w:t>August 2023 – Jan 2025</w:t>
       </w:r>
     </w:p>
     <w:p>
@@ -453,14 +435,13 @@
         <w:pStyle w:val="ListParagraph"/>
         <w:numPr>
           <w:ilvl w:val="0"/>
-          <w:numId w:val="1"/>
+          <w:numId w:val="2"/>
         </w:numPr>
         <w:spacing w:before="280" w:after="0"/>
         <w:rPr>
           <w:w w:val="115"/>
         </w:rPr>
       </w:pPr>
-      <w:bookmarkStart w:id="1" w:name="_Hlk198048785"/>
       <w:r>
         <w:rPr>
           <w:w w:val="115"/>
@@ -473,28 +454,28 @@
         <w:pStyle w:val="ListParagraph"/>
         <w:numPr>
           <w:ilvl w:val="0"/>
-          <w:numId w:val="1"/>
+          <w:numId w:val="2"/>
         </w:numPr>
         <w:spacing w:before="0" w:after="0"/>
         <w:rPr>
           <w:w w:val="115"/>
         </w:rPr>
       </w:pPr>
-      <w:bookmarkStart w:id="2" w:name="_Hlk198048785"/>
+      <w:bookmarkStart w:id="1" w:name="_Hlk198048785"/>
       <w:r>
         <w:rPr>
           <w:w w:val="115"/>
         </w:rPr>
         <w:t>Develop CI/CD Build System using JFrog/Conan, GitLab.</w:t>
       </w:r>
-      <w:bookmarkEnd w:id="2"/>
+      <w:bookmarkEnd w:id="1"/>
     </w:p>
     <w:p>
       <w:pPr>
         <w:pStyle w:val="ListParagraph"/>
         <w:numPr>
           <w:ilvl w:val="0"/>
-          <w:numId w:val="1"/>
+          <w:numId w:val="2"/>
         </w:numPr>
         <w:spacing w:before="0" w:after="0"/>
         <w:rPr>
@@ -513,7 +494,7 @@
         <w:pStyle w:val="ListParagraph"/>
         <w:numPr>
           <w:ilvl w:val="0"/>
-          <w:numId w:val="1"/>
+          <w:numId w:val="2"/>
         </w:numPr>
         <w:spacing w:before="0" w:after="0"/>
         <w:rPr>
@@ -532,7 +513,7 @@
         <w:pStyle w:val="ListParagraph"/>
         <w:numPr>
           <w:ilvl w:val="0"/>
-          <w:numId w:val="1"/>
+          <w:numId w:val="2"/>
         </w:numPr>
         <w:spacing w:before="0" w:after="0"/>
         <w:rPr>
@@ -551,7 +532,7 @@
         <w:pStyle w:val="ListParagraph"/>
         <w:numPr>
           <w:ilvl w:val="0"/>
-          <w:numId w:val="1"/>
+          <w:numId w:val="2"/>
         </w:numPr>
         <w:spacing w:before="0" w:after="0"/>
         <w:rPr>
@@ -570,7 +551,7 @@
         <w:pStyle w:val="ListParagraph"/>
         <w:numPr>
           <w:ilvl w:val="0"/>
-          <w:numId w:val="1"/>
+          <w:numId w:val="2"/>
         </w:numPr>
         <w:spacing w:before="0" w:after="0"/>
         <w:rPr>
@@ -589,7 +570,7 @@
         <w:pStyle w:val="ListParagraph"/>
         <w:numPr>
           <w:ilvl w:val="0"/>
-          <w:numId w:val="1"/>
+          <w:numId w:val="2"/>
         </w:numPr>
         <w:spacing w:before="0" w:after="280"/>
         <w:rPr>
@@ -662,7 +643,7 @@
         <w:keepLines/>
         <w:numPr>
           <w:ilvl w:val="0"/>
-          <w:numId w:val="1"/>
+          <w:numId w:val="2"/>
         </w:numPr>
         <w:spacing w:before="280" w:after="0"/>
         <w:rPr>
@@ -682,7 +663,7 @@
         <w:keepLines/>
         <w:numPr>
           <w:ilvl w:val="0"/>
-          <w:numId w:val="1"/>
+          <w:numId w:val="2"/>
         </w:numPr>
         <w:spacing w:before="0" w:after="0"/>
         <w:rPr>
@@ -702,7 +683,7 @@
         <w:keepLines/>
         <w:numPr>
           <w:ilvl w:val="0"/>
-          <w:numId w:val="1"/>
+          <w:numId w:val="2"/>
         </w:numPr>
         <w:spacing w:before="0" w:after="0"/>
         <w:rPr>
@@ -722,7 +703,7 @@
         <w:keepLines/>
         <w:numPr>
           <w:ilvl w:val="0"/>
-          <w:numId w:val="1"/>
+          <w:numId w:val="2"/>
         </w:numPr>
         <w:spacing w:before="0" w:after="0"/>
         <w:rPr>
@@ -742,7 +723,7 @@
         <w:keepLines/>
         <w:numPr>
           <w:ilvl w:val="0"/>
-          <w:numId w:val="1"/>
+          <w:numId w:val="2"/>
         </w:numPr>
         <w:spacing w:before="0" w:after="280"/>
         <w:rPr>
@@ -827,7 +808,7 @@
         <w:keepLines/>
         <w:numPr>
           <w:ilvl w:val="0"/>
-          <w:numId w:val="1"/>
+          <w:numId w:val="2"/>
         </w:numPr>
         <w:spacing w:before="280" w:after="0"/>
         <w:jc w:val="left"/>
@@ -845,7 +826,7 @@
         <w:keepLines/>
         <w:numPr>
           <w:ilvl w:val="0"/>
-          <w:numId w:val="1"/>
+          <w:numId w:val="2"/>
         </w:numPr>
         <w:spacing w:before="0" w:after="0"/>
         <w:jc w:val="left"/>
@@ -863,7 +844,7 @@
         <w:keepLines/>
         <w:numPr>
           <w:ilvl w:val="0"/>
-          <w:numId w:val="1"/>
+          <w:numId w:val="2"/>
         </w:numPr>
         <w:spacing w:before="0" w:after="0"/>
         <w:jc w:val="left"/>
@@ -881,7 +862,7 @@
         <w:keepLines/>
         <w:numPr>
           <w:ilvl w:val="0"/>
-          <w:numId w:val="1"/>
+          <w:numId w:val="2"/>
         </w:numPr>
         <w:spacing w:before="0" w:after="0"/>
         <w:jc w:val="left"/>
@@ -899,7 +880,7 @@
         <w:keepLines/>
         <w:numPr>
           <w:ilvl w:val="0"/>
-          <w:numId w:val="1"/>
+          <w:numId w:val="2"/>
         </w:numPr>
         <w:spacing w:before="0" w:after="280"/>
         <w:jc w:val="left"/>
@@ -965,7 +946,7 @@
         <w:pStyle w:val="ListParagraph"/>
         <w:numPr>
           <w:ilvl w:val="0"/>
-          <w:numId w:val="1"/>
+          <w:numId w:val="2"/>
         </w:numPr>
         <w:spacing w:before="280" w:after="0"/>
         <w:jc w:val="left"/>
@@ -981,7 +962,7 @@
         <w:pStyle w:val="ListParagraph"/>
         <w:numPr>
           <w:ilvl w:val="0"/>
-          <w:numId w:val="1"/>
+          <w:numId w:val="2"/>
         </w:numPr>
         <w:spacing w:before="0" w:after="0"/>
         <w:jc w:val="left"/>
@@ -997,7 +978,7 @@
         <w:pStyle w:val="ListParagraph"/>
         <w:numPr>
           <w:ilvl w:val="0"/>
-          <w:numId w:val="1"/>
+          <w:numId w:val="2"/>
         </w:numPr>
         <w:spacing w:before="0" w:after="0"/>
         <w:jc w:val="left"/>
@@ -1013,7 +994,7 @@
         <w:pStyle w:val="ListParagraph"/>
         <w:numPr>
           <w:ilvl w:val="0"/>
-          <w:numId w:val="1"/>
+          <w:numId w:val="2"/>
         </w:numPr>
         <w:spacing w:before="0" w:after="0"/>
         <w:jc w:val="left"/>
@@ -1029,7 +1010,7 @@
         <w:pStyle w:val="ListParagraph"/>
         <w:numPr>
           <w:ilvl w:val="0"/>
-          <w:numId w:val="1"/>
+          <w:numId w:val="2"/>
         </w:numPr>
         <w:spacing w:before="0" w:after="0"/>
         <w:jc w:val="left"/>
@@ -1045,7 +1026,7 @@
         <w:pStyle w:val="ListParagraph"/>
         <w:numPr>
           <w:ilvl w:val="0"/>
-          <w:numId w:val="1"/>
+          <w:numId w:val="2"/>
         </w:numPr>
         <w:spacing w:before="0" w:after="280"/>
         <w:rPr>
@@ -1204,7 +1185,7 @@
         <w:keepLines/>
         <w:numPr>
           <w:ilvl w:val="0"/>
-          <w:numId w:val="1"/>
+          <w:numId w:val="2"/>
         </w:numPr>
         <w:spacing w:before="280" w:after="0"/>
         <w:rPr/>
@@ -1353,7 +1334,7 @@
         <w:keepLines/>
         <w:numPr>
           <w:ilvl w:val="0"/>
-          <w:numId w:val="1"/>
+          <w:numId w:val="2"/>
         </w:numPr>
         <w:spacing w:before="0" w:after="0"/>
         <w:rPr/>
@@ -1710,7 +1691,7 @@
         <w:keepLines/>
         <w:numPr>
           <w:ilvl w:val="0"/>
-          <w:numId w:val="1"/>
+          <w:numId w:val="2"/>
         </w:numPr>
         <w:spacing w:before="0" w:after="0"/>
         <w:rPr/>
@@ -1777,7 +1758,7 @@
         <w:keepLines/>
         <w:numPr>
           <w:ilvl w:val="0"/>
-          <w:numId w:val="1"/>
+          <w:numId w:val="2"/>
         </w:numPr>
         <w:spacing w:before="0" w:after="0"/>
         <w:rPr>
@@ -1807,68 +1788,6 @@
       <w:r>
         <w:rPr/>
         <w:t>products.</w:t>
-      </w:r>
-    </w:p>
-    <w:p>
-      <w:pPr>
-        <w:pStyle w:val="ListParagraph"/>
-        <w:numPr>
-          <w:ilvl w:val="0"/>
-          <w:numId w:val="1"/>
-        </w:numPr>
-        <w:spacing w:before="0" w:after="280"/>
-        <w:rPr>
-          <w:w w:val="100"/>
-        </w:rPr>
-      </w:pPr>
-      <w:r>
-        <w:rPr>
-          <w:w w:val="100"/>
-        </w:rPr>
-        <w:t>Skills: Product Development, C, C++, Linux, ThreadX, IoT, BACNet, LON, I2C, BLE, RF Tags</w:t>
-      </w:r>
-    </w:p>
-    <w:p>
-      <w:pPr>
-        <w:pStyle w:val="Heading2"/>
-        <w:spacing w:before="1" w:after="0"/>
-        <w:rPr/>
-      </w:pPr>
-      <w:r>
-        <w:rPr/>
-        <w:t>Embedded Software Engineering Manager</w:t>
-      </w:r>
-    </w:p>
-    <w:p>
-      <w:pPr>
-        <w:pStyle w:val="Normal"/>
-        <w:pBdr/>
-        <w:ind w:left="100"/>
-        <w:rPr>
-          <w:color w:val="000000"/>
-        </w:rPr>
-      </w:pPr>
-      <w:r>
-        <w:rPr>
-          <w:color w:val="000000"/>
-        </w:rPr>
-        <w:t xml:space="preserve">IDEX Corporation - Kansas City, MO </w:t>
-      </w:r>
-    </w:p>
-    <w:p>
-      <w:pPr>
-        <w:pStyle w:val="Normal"/>
-        <w:pBdr/>
-        <w:ind w:left="100"/>
-        <w:rPr>
-          <w:color w:val="000000"/>
-        </w:rPr>
-      </w:pPr>
-      <w:r>
-        <w:rPr>
-          <w:color w:val="000000"/>
-        </w:rPr>
-        <w:t>September 2018 to March 2019</w:t>
       </w:r>
     </w:p>
     <w:p>
@@ -1878,7 +1797,66 @@
           <w:ilvl w:val="0"/>
           <w:numId w:val="2"/>
         </w:numPr>
-        <w:pBdr/>
+        <w:spacing w:before="0" w:after="280"/>
+        <w:rPr>
+          <w:w w:val="100"/>
+        </w:rPr>
+      </w:pPr>
+      <w:r>
+        <w:rPr>
+          <w:w w:val="100"/>
+        </w:rPr>
+        <w:t>Skills: Product Development, C, C++, Linux, ThreadX, IoT, BACNet, LON, I2C, BLE, RF Tags</w:t>
+      </w:r>
+    </w:p>
+    <w:p>
+      <w:pPr>
+        <w:pStyle w:val="Heading2"/>
+        <w:spacing w:before="1" w:after="0"/>
+        <w:rPr/>
+      </w:pPr>
+      <w:r>
+        <w:rPr/>
+        <w:t>Embedded Software Engineering Manager</w:t>
+      </w:r>
+    </w:p>
+    <w:p>
+      <w:pPr>
+        <w:pStyle w:val="Normal"/>
+        <w:ind w:left="100"/>
+        <w:rPr>
+          <w:color w:val="000000"/>
+        </w:rPr>
+      </w:pPr>
+      <w:r>
+        <w:rPr>
+          <w:color w:val="000000"/>
+        </w:rPr>
+        <w:t xml:space="preserve">IDEX Corporation - Kansas City, MO </w:t>
+      </w:r>
+    </w:p>
+    <w:p>
+      <w:pPr>
+        <w:pStyle w:val="Normal"/>
+        <w:ind w:left="100"/>
+        <w:rPr>
+          <w:color w:val="000000"/>
+        </w:rPr>
+      </w:pPr>
+      <w:r>
+        <w:rPr>
+          <w:color w:val="000000"/>
+        </w:rPr>
+        <w:t>September 2018 to March 2019</w:t>
+      </w:r>
+    </w:p>
+    <w:p>
+      <w:pPr>
+        <w:pStyle w:val="ListParagraph"/>
+        <w:numPr>
+          <w:ilvl w:val="0"/>
+          <w:numId w:val="3"/>
+        </w:numPr>
         <w:spacing w:before="280" w:after="0"/>
         <w:contextualSpacing/>
         <w:rPr/>
@@ -1893,263 +1871,878 @@
     <w:p>
       <w:pPr>
         <w:pStyle w:val="ListParagraph"/>
+        <w:numPr>
+          <w:ilvl w:val="0"/>
+          <w:numId w:val="3"/>
+        </w:numPr>
+        <w:spacing w:before="0" w:after="0"/>
+        <w:contextualSpacing/>
+        <w:rPr/>
+      </w:pPr>
+      <w:r>
+        <w:rPr>
+          <w:color w:val="000000"/>
+        </w:rPr>
+        <w:t>Wrote code in C, C++ using GCC, Embedded Wizard.</w:t>
+      </w:r>
+    </w:p>
+    <w:p>
+      <w:pPr>
+        <w:pStyle w:val="ListParagraph"/>
+        <w:numPr>
+          <w:ilvl w:val="0"/>
+          <w:numId w:val="3"/>
+        </w:numPr>
+        <w:spacing w:before="0" w:after="0"/>
+        <w:contextualSpacing/>
+        <w:rPr/>
+      </w:pPr>
+      <w:r>
+        <w:rPr>
+          <w:color w:val="000000"/>
+        </w:rPr>
+        <w:t>Managed team using hybrid SCRUM methodology.</w:t>
+      </w:r>
+    </w:p>
+    <w:p>
+      <w:pPr>
+        <w:pStyle w:val="ListParagraph"/>
+        <w:numPr>
+          <w:ilvl w:val="0"/>
+          <w:numId w:val="3"/>
+        </w:numPr>
+        <w:spacing w:before="0" w:after="0"/>
+        <w:contextualSpacing/>
+        <w:rPr/>
+      </w:pPr>
+      <w:r>
+        <w:rPr>
+          <w:color w:val="000000"/>
+        </w:rPr>
+        <w:t>Managed 6 employees and 3 contractors.</w:t>
+      </w:r>
+    </w:p>
+    <w:p>
+      <w:pPr>
+        <w:pStyle w:val="ListParagraph"/>
+        <w:numPr>
+          <w:ilvl w:val="0"/>
+          <w:numId w:val="3"/>
+        </w:numPr>
+        <w:spacing w:before="0" w:after="0"/>
+        <w:contextualSpacing/>
+        <w:rPr/>
+      </w:pPr>
+      <w:r>
+        <w:rPr>
+          <w:color w:val="000000"/>
+        </w:rPr>
+        <w:t>Involved in manufacturing processes and meeting Weights &amp; Measures regulations world-wide.</w:t>
+      </w:r>
+    </w:p>
+    <w:p>
+      <w:pPr>
+        <w:pStyle w:val="ListParagraph"/>
+        <w:numPr>
+          <w:ilvl w:val="0"/>
+          <w:numId w:val="3"/>
+        </w:numPr>
+        <w:spacing w:before="0" w:after="280"/>
+        <w:contextualSpacing/>
+        <w:rPr/>
+      </w:pPr>
+      <w:r>
+        <w:rPr>
+          <w:color w:val="000000"/>
+        </w:rPr>
+        <w:t>Reason for leaving: Project completed, company moved.</w:t>
+      </w:r>
+    </w:p>
+    <w:p>
+      <w:pPr>
+        <w:pStyle w:val="Normal"/>
+        <w:rPr>
+          <w:w w:val="100"/>
+        </w:rPr>
+      </w:pPr>
+      <w:r>
+        <w:rPr>
+          <w:w w:val="100"/>
+        </w:rPr>
+      </w:r>
+    </w:p>
+    <w:p>
+      <w:pPr>
+        <w:pStyle w:val="Heading2"/>
+        <w:keepLines/>
+        <w:spacing w:before="1" w:after="0"/>
+        <w:rPr/>
+      </w:pPr>
+      <w:r>
+        <w:rPr>
+          <w:w w:val="120"/>
+        </w:rPr>
+        <w:t>Lead</w:t>
+      </w:r>
+      <w:r>
+        <w:rPr>
+          <w:spacing w:val="-1"/>
+          <w:w w:val="120"/>
+        </w:rPr>
+        <w:t xml:space="preserve"> </w:t>
+      </w:r>
+      <w:r>
+        <w:rPr>
+          <w:w w:val="120"/>
+        </w:rPr>
+        <w:t>Embedded</w:t>
+      </w:r>
+      <w:r>
+        <w:rPr>
+          <w:spacing w:val="-1"/>
+          <w:w w:val="120"/>
+        </w:rPr>
+        <w:t xml:space="preserve"> </w:t>
+      </w:r>
+      <w:r>
+        <w:rPr>
+          <w:w w:val="120"/>
+        </w:rPr>
+        <w:t>Engineer,</w:t>
+      </w:r>
+      <w:r>
+        <w:rPr>
+          <w:spacing w:val="-1"/>
+          <w:w w:val="120"/>
+        </w:rPr>
+        <w:t xml:space="preserve"> </w:t>
+      </w:r>
+      <w:r>
+        <w:rPr>
+          <w:w w:val="120"/>
+        </w:rPr>
+        <w:t>Overland</w:t>
+      </w:r>
+      <w:r>
+        <w:rPr>
+          <w:spacing w:val="-1"/>
+          <w:w w:val="120"/>
+        </w:rPr>
+        <w:t xml:space="preserve"> </w:t>
+      </w:r>
+      <w:r>
+        <w:rPr>
+          <w:w w:val="120"/>
+        </w:rPr>
+        <w:t>Park,</w:t>
+      </w:r>
+      <w:r>
+        <w:rPr>
+          <w:spacing w:val="-1"/>
+          <w:w w:val="120"/>
+        </w:rPr>
+        <w:t xml:space="preserve"> </w:t>
+      </w:r>
+      <w:r>
+        <w:rPr>
+          <w:w w:val="120"/>
+        </w:rPr>
+        <w:t>MO</w:t>
+      </w:r>
+    </w:p>
+    <w:p>
+      <w:pPr>
+        <w:pStyle w:val="BodyText"/>
+        <w:keepLines/>
+        <w:rPr>
+          <w:spacing w:val="-57"/>
+          <w:w w:val="110"/>
+        </w:rPr>
+      </w:pPr>
+      <w:r>
+        <w:rPr>
+          <w:w w:val="110"/>
+        </w:rPr>
+        <w:t>Leonardo/Selex - Overland Park, KS</w:t>
+      </w:r>
+      <w:r>
+        <w:rPr>
+          <w:spacing w:val="-57"/>
+          <w:w w:val="110"/>
+        </w:rPr>
+        <w:t xml:space="preserve"> </w:t>
+      </w:r>
+    </w:p>
+    <w:p>
+      <w:pPr>
+        <w:pStyle w:val="BodyText"/>
+        <w:keepLines/>
+        <w:rPr/>
+      </w:pPr>
+      <w:r>
+        <w:rPr>
+          <w:w w:val="115"/>
+        </w:rPr>
+        <w:t>May</w:t>
+      </w:r>
+      <w:r>
+        <w:rPr>
+          <w:spacing w:val="-5"/>
+          <w:w w:val="115"/>
+        </w:rPr>
+        <w:t xml:space="preserve"> </w:t>
+      </w:r>
+      <w:r>
+        <w:rPr>
+          <w:w w:val="115"/>
+        </w:rPr>
+        <w:t>2017</w:t>
+      </w:r>
+      <w:r>
+        <w:rPr>
+          <w:spacing w:val="-4"/>
+          <w:w w:val="115"/>
+        </w:rPr>
+        <w:t xml:space="preserve"> </w:t>
+      </w:r>
+      <w:r>
+        <w:rPr>
+          <w:w w:val="115"/>
+        </w:rPr>
+        <w:t>to</w:t>
+      </w:r>
+      <w:r>
+        <w:rPr>
+          <w:spacing w:val="-5"/>
+          <w:w w:val="115"/>
+        </w:rPr>
+        <w:t xml:space="preserve"> </w:t>
+      </w:r>
+      <w:r>
+        <w:rPr>
+          <w:w w:val="115"/>
+        </w:rPr>
+        <w:t>September 2018</w:t>
+      </w:r>
+    </w:p>
+    <w:p>
+      <w:pPr>
+        <w:pStyle w:val="ListParagraph"/>
+        <w:keepLines/>
         <w:numPr>
           <w:ilvl w:val="0"/>
           <w:numId w:val="2"/>
         </w:numPr>
-        <w:pBdr/>
-        <w:spacing w:before="0" w:after="0"/>
-        <w:contextualSpacing/>
-        <w:rPr/>
-      </w:pPr>
-      <w:r>
-        <w:rPr>
-          <w:color w:val="000000"/>
-        </w:rPr>
-        <w:t>Wrote code in C, C++ using GCC, Embedded Wizard.</w:t>
+        <w:spacing w:before="280" w:after="0"/>
+        <w:rPr/>
+      </w:pPr>
+      <w:r>
+        <w:rPr>
+          <w:w w:val="115"/>
+        </w:rPr>
+        <w:t>Development</w:t>
+      </w:r>
+      <w:r>
+        <w:rPr>
+          <w:spacing w:val="-14"/>
+          <w:w w:val="115"/>
+        </w:rPr>
+        <w:t xml:space="preserve"> </w:t>
+      </w:r>
+      <w:r>
+        <w:rPr>
+          <w:w w:val="115"/>
+        </w:rPr>
+        <w:t>of</w:t>
+      </w:r>
+      <w:r>
+        <w:rPr>
+          <w:spacing w:val="-13"/>
+          <w:w w:val="115"/>
+        </w:rPr>
+        <w:t xml:space="preserve"> </w:t>
+      </w:r>
+      <w:r>
+        <w:rPr>
+          <w:w w:val="115"/>
+        </w:rPr>
+        <w:t>systems</w:t>
+      </w:r>
+      <w:r>
+        <w:rPr>
+          <w:spacing w:val="-14"/>
+          <w:w w:val="115"/>
+        </w:rPr>
+        <w:t xml:space="preserve"> </w:t>
+      </w:r>
+      <w:r>
+        <w:rPr>
+          <w:w w:val="115"/>
+        </w:rPr>
+        <w:t>for</w:t>
+      </w:r>
+      <w:r>
+        <w:rPr>
+          <w:spacing w:val="-13"/>
+          <w:w w:val="115"/>
+        </w:rPr>
+        <w:t xml:space="preserve"> </w:t>
+      </w:r>
+      <w:r>
+        <w:rPr>
+          <w:w w:val="115"/>
+        </w:rPr>
+        <w:t>ILS,</w:t>
+      </w:r>
+      <w:r>
+        <w:rPr>
+          <w:spacing w:val="-14"/>
+          <w:w w:val="115"/>
+        </w:rPr>
+        <w:t xml:space="preserve"> </w:t>
+      </w:r>
+      <w:r>
+        <w:rPr>
+          <w:w w:val="115"/>
+        </w:rPr>
+        <w:t>VOR</w:t>
+      </w:r>
+      <w:r>
+        <w:rPr>
+          <w:spacing w:val="-14"/>
+          <w:w w:val="115"/>
+        </w:rPr>
+        <w:t xml:space="preserve"> </w:t>
+      </w:r>
+      <w:r>
+        <w:rPr>
+          <w:w w:val="115"/>
+        </w:rPr>
+        <w:t>and</w:t>
+      </w:r>
+      <w:r>
+        <w:rPr>
+          <w:spacing w:val="-13"/>
+          <w:w w:val="115"/>
+        </w:rPr>
+        <w:t xml:space="preserve"> </w:t>
+      </w:r>
+      <w:r>
+        <w:rPr>
+          <w:w w:val="115"/>
+        </w:rPr>
+        <w:t>DME</w:t>
+      </w:r>
+      <w:r>
+        <w:rPr>
+          <w:spacing w:val="-14"/>
+          <w:w w:val="115"/>
+        </w:rPr>
+        <w:t xml:space="preserve"> </w:t>
+      </w:r>
+      <w:r>
+        <w:rPr>
+          <w:w w:val="115"/>
+        </w:rPr>
+        <w:t>equipment.</w:t>
       </w:r>
     </w:p>
     <w:p>
       <w:pPr>
         <w:pStyle w:val="ListParagraph"/>
+        <w:keepLines/>
         <w:numPr>
           <w:ilvl w:val="0"/>
           <w:numId w:val="2"/>
         </w:numPr>
-        <w:pBdr/>
         <w:spacing w:before="0" w:after="0"/>
-        <w:contextualSpacing/>
-        <w:rPr/>
-      </w:pPr>
-      <w:r>
-        <w:rPr>
-          <w:color w:val="000000"/>
-        </w:rPr>
-        <w:t>Managed team using hybrid SCRUM methodology.</w:t>
+        <w:rPr/>
+      </w:pPr>
+      <w:r>
+        <w:rPr/>
+        <w:t>Used</w:t>
+      </w:r>
+      <w:r>
+        <w:rPr>
+          <w:spacing w:val="6"/>
+        </w:rPr>
+        <w:t xml:space="preserve"> </w:t>
+      </w:r>
+      <w:r>
+        <w:rPr/>
+        <w:t>GIT,</w:t>
+      </w:r>
+      <w:r>
+        <w:rPr>
+          <w:spacing w:val="7"/>
+        </w:rPr>
+        <w:t xml:space="preserve"> </w:t>
+      </w:r>
+      <w:r>
+        <w:rPr/>
+        <w:t>SVN,</w:t>
+      </w:r>
+      <w:r>
+        <w:rPr>
+          <w:spacing w:val="7"/>
+        </w:rPr>
+        <w:t xml:space="preserve"> </w:t>
+      </w:r>
+      <w:r>
+        <w:rPr/>
+        <w:t>Bamboo.</w:t>
       </w:r>
     </w:p>
     <w:p>
       <w:pPr>
         <w:pStyle w:val="ListParagraph"/>
+        <w:keepLines/>
         <w:numPr>
           <w:ilvl w:val="0"/>
           <w:numId w:val="2"/>
         </w:numPr>
-        <w:pBdr/>
         <w:spacing w:before="0" w:after="0"/>
-        <w:contextualSpacing/>
-        <w:rPr/>
-      </w:pPr>
-      <w:r>
-        <w:rPr>
-          <w:color w:val="000000"/>
-        </w:rPr>
-        <w:t>Managed 6 employees and 3 contractors.</w:t>
+        <w:rPr/>
+      </w:pPr>
+      <w:r>
+        <w:rPr>
+          <w:w w:val="115"/>
+        </w:rPr>
+        <w:t>Implemented</w:t>
+      </w:r>
+      <w:r>
+        <w:rPr>
+          <w:spacing w:val="-15"/>
+          <w:w w:val="115"/>
+        </w:rPr>
+        <w:t xml:space="preserve"> </w:t>
+      </w:r>
+      <w:r>
+        <w:rPr>
+          <w:w w:val="115"/>
+        </w:rPr>
+        <w:t>Benchmark</w:t>
+      </w:r>
+      <w:r>
+        <w:rPr>
+          <w:spacing w:val="-14"/>
+          <w:w w:val="115"/>
+        </w:rPr>
+        <w:t xml:space="preserve"> </w:t>
+      </w:r>
+      <w:r>
+        <w:rPr>
+          <w:w w:val="115"/>
+        </w:rPr>
+        <w:t>7</w:t>
+      </w:r>
+      <w:r>
+        <w:rPr>
+          <w:spacing w:val="-15"/>
+          <w:w w:val="115"/>
+        </w:rPr>
+        <w:t xml:space="preserve"> </w:t>
+      </w:r>
+      <w:r>
+        <w:rPr>
+          <w:w w:val="115"/>
+        </w:rPr>
+        <w:t>security</w:t>
+      </w:r>
+      <w:r>
+        <w:rPr>
+          <w:spacing w:val="-14"/>
+          <w:w w:val="115"/>
+        </w:rPr>
+        <w:t xml:space="preserve"> </w:t>
+      </w:r>
+      <w:r>
+        <w:rPr>
+          <w:w w:val="115"/>
+        </w:rPr>
+        <w:t>rules</w:t>
+      </w:r>
+      <w:r>
+        <w:rPr>
+          <w:spacing w:val="-15"/>
+          <w:w w:val="115"/>
+        </w:rPr>
+        <w:t xml:space="preserve"> </w:t>
+      </w:r>
+      <w:r>
+        <w:rPr>
+          <w:w w:val="115"/>
+        </w:rPr>
+        <w:t>as</w:t>
+      </w:r>
+      <w:r>
+        <w:rPr>
+          <w:spacing w:val="-14"/>
+          <w:w w:val="115"/>
+        </w:rPr>
+        <w:t xml:space="preserve"> </w:t>
+      </w:r>
+      <w:r>
+        <w:rPr>
+          <w:w w:val="115"/>
+        </w:rPr>
+        <w:t>well</w:t>
+      </w:r>
+      <w:r>
+        <w:rPr>
+          <w:spacing w:val="-15"/>
+          <w:w w:val="115"/>
+        </w:rPr>
+        <w:t xml:space="preserve"> </w:t>
+      </w:r>
+      <w:r>
+        <w:rPr>
+          <w:w w:val="115"/>
+        </w:rPr>
+        <w:t>as</w:t>
+      </w:r>
+      <w:r>
+        <w:rPr>
+          <w:spacing w:val="-14"/>
+          <w:w w:val="115"/>
+        </w:rPr>
+        <w:t xml:space="preserve"> </w:t>
+      </w:r>
+      <w:r>
+        <w:rPr>
+          <w:w w:val="115"/>
+        </w:rPr>
+        <w:t>SELinux,</w:t>
+      </w:r>
+      <w:r>
+        <w:rPr>
+          <w:spacing w:val="-15"/>
+          <w:w w:val="115"/>
+        </w:rPr>
+        <w:t xml:space="preserve"> </w:t>
+      </w:r>
+      <w:r>
+        <w:rPr>
+          <w:w w:val="115"/>
+        </w:rPr>
+        <w:t>deployed</w:t>
+      </w:r>
+      <w:r>
+        <w:rPr>
+          <w:spacing w:val="-14"/>
+          <w:w w:val="115"/>
+        </w:rPr>
+        <w:t xml:space="preserve"> </w:t>
+      </w:r>
+      <w:r>
+        <w:rPr>
+          <w:w w:val="115"/>
+        </w:rPr>
+        <w:t>on</w:t>
+      </w:r>
+      <w:r>
+        <w:rPr>
+          <w:spacing w:val="-15"/>
+          <w:w w:val="115"/>
+        </w:rPr>
+        <w:t xml:space="preserve"> </w:t>
+      </w:r>
+      <w:r>
+        <w:rPr>
+          <w:w w:val="115"/>
+        </w:rPr>
+        <w:t>new</w:t>
+      </w:r>
+      <w:r>
+        <w:rPr>
+          <w:spacing w:val="-14"/>
+          <w:w w:val="115"/>
+        </w:rPr>
+        <w:t xml:space="preserve"> </w:t>
+      </w:r>
+      <w:r>
+        <w:rPr>
+          <w:w w:val="115"/>
+        </w:rPr>
+        <w:t>and</w:t>
+      </w:r>
+      <w:r>
+        <w:rPr>
+          <w:spacing w:val="-15"/>
+          <w:w w:val="115"/>
+        </w:rPr>
+        <w:t xml:space="preserve"> </w:t>
+      </w:r>
+      <w:r>
+        <w:rPr>
+          <w:w w:val="115"/>
+        </w:rPr>
+        <w:t>legacy</w:t>
+      </w:r>
+      <w:r>
+        <w:rPr>
+          <w:spacing w:val="-14"/>
+          <w:w w:val="115"/>
+        </w:rPr>
+        <w:t xml:space="preserve"> </w:t>
+      </w:r>
+      <w:r>
+        <w:rPr>
+          <w:w w:val="115"/>
+        </w:rPr>
+        <w:t>products.</w:t>
       </w:r>
     </w:p>
     <w:p>
       <w:pPr>
         <w:pStyle w:val="ListParagraph"/>
+        <w:keepLines/>
         <w:numPr>
           <w:ilvl w:val="0"/>
           <w:numId w:val="2"/>
         </w:numPr>
-        <w:pBdr/>
         <w:spacing w:before="0" w:after="0"/>
-        <w:contextualSpacing/>
-        <w:rPr/>
-      </w:pPr>
-      <w:r>
-        <w:rPr>
-          <w:color w:val="000000"/>
-        </w:rPr>
-        <w:t>Involved in manufacturing processes and meeting Weights &amp; Measures regulations world-wide.</w:t>
+        <w:rPr/>
+      </w:pPr>
+      <w:r>
+        <w:rPr/>
+        <w:t>Team</w:t>
+      </w:r>
+      <w:r>
+        <w:rPr>
+          <w:spacing w:val="3"/>
+        </w:rPr>
+        <w:t xml:space="preserve"> </w:t>
+      </w:r>
+      <w:r>
+        <w:rPr/>
+        <w:t>support</w:t>
+      </w:r>
+      <w:r>
+        <w:rPr>
+          <w:spacing w:val="3"/>
+        </w:rPr>
+        <w:t xml:space="preserve"> </w:t>
+      </w:r>
+      <w:r>
+        <w:rPr/>
+        <w:t>for</w:t>
+      </w:r>
+      <w:r>
+        <w:rPr>
+          <w:spacing w:val="3"/>
+        </w:rPr>
+        <w:t xml:space="preserve"> </w:t>
+      </w:r>
+      <w:r>
+        <w:rPr/>
+        <w:t>Linux,</w:t>
+      </w:r>
+      <w:r>
+        <w:rPr>
+          <w:spacing w:val="3"/>
+        </w:rPr>
+        <w:t xml:space="preserve"> </w:t>
+      </w:r>
+      <w:r>
+        <w:rPr/>
+        <w:t>Embedded</w:t>
+      </w:r>
+      <w:r>
+        <w:rPr>
+          <w:spacing w:val="3"/>
+        </w:rPr>
+        <w:t xml:space="preserve"> </w:t>
+      </w:r>
+      <w:r>
+        <w:rPr/>
+        <w:t>Engineering.</w:t>
+      </w:r>
+      <w:r>
+        <w:rPr>
+          <w:spacing w:val="3"/>
+        </w:rPr>
+        <w:t xml:space="preserve"> </w:t>
+      </w:r>
+      <w:r>
+        <w:rPr/>
+        <w:t>International</w:t>
+      </w:r>
+      <w:r>
+        <w:rPr>
+          <w:spacing w:val="3"/>
+        </w:rPr>
+        <w:t xml:space="preserve"> </w:t>
+      </w:r>
+      <w:r>
+        <w:rPr/>
+        <w:t>travel</w:t>
+      </w:r>
+      <w:r>
+        <w:rPr>
+          <w:spacing w:val="3"/>
+        </w:rPr>
+        <w:t xml:space="preserve"> </w:t>
+      </w:r>
+      <w:r>
+        <w:rPr/>
+        <w:t>to</w:t>
+      </w:r>
+      <w:r>
+        <w:rPr>
+          <w:spacing w:val="3"/>
+        </w:rPr>
+        <w:t xml:space="preserve"> </w:t>
+      </w:r>
+      <w:r>
+        <w:rPr/>
+        <w:t>support</w:t>
+      </w:r>
+      <w:r>
+        <w:rPr>
+          <w:spacing w:val="3"/>
+        </w:rPr>
+        <w:t xml:space="preserve"> </w:t>
+      </w:r>
+      <w:r>
+        <w:rPr/>
+        <w:t>customer</w:t>
+      </w:r>
+      <w:r>
+        <w:rPr>
+          <w:spacing w:val="3"/>
+        </w:rPr>
+        <w:t xml:space="preserve"> </w:t>
+      </w:r>
+      <w:r>
+        <w:rPr/>
+        <w:t>base.</w:t>
       </w:r>
     </w:p>
     <w:p>
       <w:pPr>
         <w:pStyle w:val="ListParagraph"/>
+        <w:keepLines/>
         <w:numPr>
           <w:ilvl w:val="0"/>
           <w:numId w:val="2"/>
         </w:numPr>
-        <w:pBdr/>
-        <w:spacing w:before="0" w:after="280"/>
-        <w:contextualSpacing/>
-        <w:rPr/>
-      </w:pPr>
-      <w:r>
-        <w:rPr>
-          <w:color w:val="000000"/>
-        </w:rPr>
-        <w:t>Reason for leaving: Project completed, company moved.</w:t>
-      </w:r>
-    </w:p>
-    <w:p>
-      <w:pPr>
-        <w:pStyle w:val="Normal"/>
-        <w:rPr>
-          <w:w w:val="100"/>
-        </w:rPr>
-      </w:pPr>
-      <w:r>
-        <w:rPr>
-          <w:w w:val="100"/>
-        </w:rPr>
-      </w:r>
-    </w:p>
-    <w:p>
-      <w:pPr>
-        <w:pStyle w:val="Heading2"/>
-        <w:keepLines/>
-        <w:spacing w:before="1" w:after="0"/>
-        <w:rPr/>
-      </w:pPr>
-      <w:r>
-        <w:rPr>
-          <w:w w:val="120"/>
-        </w:rPr>
-        <w:t>Lead</w:t>
-      </w:r>
-      <w:r>
-        <w:rPr>
-          <w:spacing w:val="-1"/>
-          <w:w w:val="120"/>
-        </w:rPr>
-        <w:t xml:space="preserve"> </w:t>
-      </w:r>
-      <w:r>
-        <w:rPr>
-          <w:w w:val="120"/>
-        </w:rPr>
-        <w:t>Embedded</w:t>
-      </w:r>
-      <w:r>
-        <w:rPr>
-          <w:spacing w:val="-1"/>
-          <w:w w:val="120"/>
-        </w:rPr>
-        <w:t xml:space="preserve"> </w:t>
-      </w:r>
-      <w:r>
-        <w:rPr>
-          <w:w w:val="120"/>
-        </w:rPr>
-        <w:t>Engineer,</w:t>
-      </w:r>
-      <w:r>
-        <w:rPr>
-          <w:spacing w:val="-1"/>
-          <w:w w:val="120"/>
-        </w:rPr>
-        <w:t xml:space="preserve"> </w:t>
-      </w:r>
-      <w:r>
-        <w:rPr>
-          <w:w w:val="120"/>
-        </w:rPr>
-        <w:t>Overland</w:t>
-      </w:r>
-      <w:r>
-        <w:rPr>
-          <w:spacing w:val="-1"/>
-          <w:w w:val="120"/>
-        </w:rPr>
-        <w:t xml:space="preserve"> </w:t>
-      </w:r>
-      <w:r>
-        <w:rPr>
-          <w:w w:val="120"/>
-        </w:rPr>
-        <w:t>Park,</w:t>
-      </w:r>
-      <w:r>
-        <w:rPr>
-          <w:spacing w:val="-1"/>
-          <w:w w:val="120"/>
-        </w:rPr>
-        <w:t xml:space="preserve"> </w:t>
-      </w:r>
-      <w:r>
-        <w:rPr>
-          <w:w w:val="120"/>
-        </w:rPr>
-        <w:t>MO</w:t>
-      </w:r>
-    </w:p>
-    <w:p>
-      <w:pPr>
-        <w:pStyle w:val="BodyText"/>
-        <w:keepLines/>
-        <w:rPr>
-          <w:spacing w:val="-57"/>
-          <w:w w:val="110"/>
-        </w:rPr>
-      </w:pPr>
-      <w:r>
-        <w:rPr>
-          <w:w w:val="110"/>
-        </w:rPr>
-        <w:t>Leonardo/Selex - Overland Park, KS</w:t>
-      </w:r>
-      <w:r>
-        <w:rPr>
-          <w:spacing w:val="-57"/>
-          <w:w w:val="110"/>
-        </w:rPr>
-        <w:t xml:space="preserve"> </w:t>
-      </w:r>
-    </w:p>
-    <w:p>
-      <w:pPr>
-        <w:pStyle w:val="BodyText"/>
-        <w:keepLines/>
-        <w:rPr/>
-      </w:pPr>
-      <w:r>
-        <w:rPr>
-          <w:w w:val="115"/>
-        </w:rPr>
-        <w:t>May</w:t>
-      </w:r>
-      <w:r>
-        <w:rPr>
-          <w:spacing w:val="-5"/>
-          <w:w w:val="115"/>
-        </w:rPr>
-        <w:t xml:space="preserve"> </w:t>
-      </w:r>
-      <w:r>
-        <w:rPr>
-          <w:w w:val="115"/>
-        </w:rPr>
-        <w:t>2017</w:t>
-      </w:r>
-      <w:r>
-        <w:rPr>
-          <w:spacing w:val="-4"/>
-          <w:w w:val="115"/>
-        </w:rPr>
-        <w:t xml:space="preserve"> </w:t>
-      </w:r>
-      <w:r>
-        <w:rPr>
-          <w:w w:val="115"/>
-        </w:rPr>
+        <w:spacing w:before="0" w:after="0"/>
+        <w:rPr/>
+      </w:pPr>
+      <w:r>
+        <w:rPr/>
+        <w:t>Ported</w:t>
+      </w:r>
+      <w:r>
+        <w:rPr>
+          <w:spacing w:val="4"/>
+        </w:rPr>
+        <w:t xml:space="preserve"> </w:t>
+      </w:r>
+      <w:r>
+        <w:rPr/>
+        <w:t>legacy</w:t>
+      </w:r>
+      <w:r>
+        <w:rPr>
+          <w:spacing w:val="4"/>
+        </w:rPr>
+        <w:t xml:space="preserve"> </w:t>
+      </w:r>
+      <w:r>
+        <w:rPr/>
+        <w:t>software</w:t>
+      </w:r>
+      <w:r>
+        <w:rPr>
+          <w:spacing w:val="4"/>
+        </w:rPr>
+        <w:t xml:space="preserve"> </w:t>
+      </w:r>
+      <w:r>
+        <w:rPr/>
+        <w:t>(200</w:t>
+      </w:r>
+      <w:r>
+        <w:rPr>
+          <w:spacing w:val="4"/>
+        </w:rPr>
+        <w:t xml:space="preserve"> </w:t>
+      </w:r>
+      <w:r>
+        <w:rPr/>
+        <w:t>KLOC)</w:t>
+      </w:r>
+      <w:r>
+        <w:rPr>
+          <w:spacing w:val="4"/>
+        </w:rPr>
+        <w:t xml:space="preserve"> </w:t>
+      </w:r>
+      <w:r>
+        <w:rPr/>
+        <w:t>systems</w:t>
+      </w:r>
+      <w:r>
+        <w:rPr>
+          <w:spacing w:val="4"/>
+        </w:rPr>
+        <w:t xml:space="preserve"> </w:t>
+      </w:r>
+      <w:r>
+        <w:rPr/>
+        <w:t>from</w:t>
+      </w:r>
+      <w:r>
+        <w:rPr>
+          <w:spacing w:val="4"/>
+        </w:rPr>
+        <w:t xml:space="preserve"> </w:t>
+      </w:r>
+      <w:r>
+        <w:rPr/>
+        <w:t>1990s</w:t>
+      </w:r>
+      <w:r>
+        <w:rPr>
+          <w:spacing w:val="4"/>
+        </w:rPr>
+        <w:t xml:space="preserve"> </w:t>
+      </w:r>
+      <w:r>
+        <w:rPr/>
+        <w:t>Linux/Compilers</w:t>
+      </w:r>
+      <w:r>
+        <w:rPr>
+          <w:spacing w:val="5"/>
+        </w:rPr>
+        <w:t xml:space="preserve"> </w:t>
+      </w:r>
+      <w:r>
+        <w:rPr/>
         <w:t>to</w:t>
       </w:r>
       <w:r>
         <w:rPr>
-          <w:spacing w:val="-5"/>
-          <w:w w:val="115"/>
-        </w:rPr>
-        <w:t xml:space="preserve"> </w:t>
-      </w:r>
-      <w:r>
-        <w:rPr>
-          <w:w w:val="115"/>
-        </w:rPr>
-        <w:t>September 2018</w:t>
+          <w:spacing w:val="4"/>
+        </w:rPr>
+        <w:t xml:space="preserve"> </w:t>
+      </w:r>
+      <w:r>
+        <w:rPr/>
+        <w:t>current</w:t>
+      </w:r>
+      <w:r>
+        <w:rPr>
+          <w:spacing w:val="4"/>
+        </w:rPr>
+        <w:t xml:space="preserve"> </w:t>
+      </w:r>
+      <w:r>
+        <w:rPr/>
+        <w:t>Linux/Compilers.</w:t>
       </w:r>
     </w:p>
     <w:p>
@@ -2158,120 +2751,104 @@
         <w:keepLines/>
         <w:numPr>
           <w:ilvl w:val="0"/>
-          <w:numId w:val="1"/>
+          <w:numId w:val="2"/>
         </w:numPr>
-        <w:spacing w:before="280" w:after="0"/>
-        <w:rPr/>
-      </w:pPr>
-      <w:r>
-        <w:rPr>
-          <w:w w:val="115"/>
-        </w:rPr>
-        <w:t>Development</w:t>
-      </w:r>
-      <w:r>
-        <w:rPr>
-          <w:spacing w:val="-14"/>
-          <w:w w:val="115"/>
-        </w:rPr>
-        <w:t xml:space="preserve"> </w:t>
-      </w:r>
-      <w:r>
-        <w:rPr>
-          <w:w w:val="115"/>
-        </w:rPr>
-        <w:t>of</w:t>
-      </w:r>
-      <w:r>
-        <w:rPr>
-          <w:spacing w:val="-13"/>
-          <w:w w:val="115"/>
-        </w:rPr>
-        <w:t xml:space="preserve"> </w:t>
-      </w:r>
-      <w:r>
-        <w:rPr>
-          <w:w w:val="115"/>
-        </w:rPr>
+        <w:spacing w:before="0" w:after="0"/>
+        <w:rPr/>
+      </w:pPr>
+      <w:r>
+        <w:rPr/>
+        <w:t>Development/Support</w:t>
+      </w:r>
+      <w:r>
+        <w:rPr>
+          <w:spacing w:val="14"/>
+        </w:rPr>
+        <w:t xml:space="preserve"> </w:t>
+      </w:r>
+      <w:r>
+        <w:rPr/>
+        <w:t>for</w:t>
+      </w:r>
+      <w:r>
+        <w:rPr>
+          <w:spacing w:val="14"/>
+        </w:rPr>
+        <w:t xml:space="preserve"> </w:t>
+      </w:r>
+      <w:r>
+        <w:rPr/>
+        <w:t>embedded</w:t>
+      </w:r>
+      <w:r>
+        <w:rPr>
+          <w:spacing w:val="14"/>
+        </w:rPr>
+        <w:t xml:space="preserve"> </w:t>
+      </w:r>
+      <w:r>
+        <w:rPr/>
+        <w:t>management</w:t>
+      </w:r>
+      <w:r>
+        <w:rPr>
+          <w:spacing w:val="14"/>
+        </w:rPr>
+        <w:t xml:space="preserve"> </w:t>
+      </w:r>
+      <w:r>
+        <w:rPr/>
+        <w:t>and</w:t>
+      </w:r>
+      <w:r>
+        <w:rPr>
+          <w:spacing w:val="14"/>
+        </w:rPr>
+        <w:t xml:space="preserve"> </w:t>
+      </w:r>
+      <w:r>
+        <w:rPr/>
+        <w:t>control</w:t>
+      </w:r>
+      <w:r>
+        <w:rPr>
+          <w:spacing w:val="14"/>
+        </w:rPr>
+        <w:t xml:space="preserve"> </w:t>
+      </w:r>
+      <w:r>
+        <w:rPr/>
         <w:t>systems</w:t>
       </w:r>
       <w:r>
         <w:rPr>
-          <w:spacing w:val="-14"/>
-          <w:w w:val="115"/>
-        </w:rPr>
-        <w:t xml:space="preserve"> </w:t>
-      </w:r>
-      <w:r>
-        <w:rPr>
-          <w:w w:val="115"/>
-        </w:rPr>
-        <w:t>for</w:t>
-      </w:r>
-      <w:r>
-        <w:rPr>
-          <w:spacing w:val="-13"/>
-          <w:w w:val="115"/>
-        </w:rPr>
-        <w:t xml:space="preserve"> </w:t>
-      </w:r>
-      <w:r>
-        <w:rPr>
-          <w:w w:val="115"/>
-        </w:rPr>
-        <w:t>ILS,</w:t>
-      </w:r>
-      <w:r>
-        <w:rPr>
-          <w:spacing w:val="-14"/>
-          <w:w w:val="115"/>
-        </w:rPr>
-        <w:t xml:space="preserve"> </w:t>
-      </w:r>
-      <w:r>
-        <w:rPr>
-          <w:w w:val="115"/>
-        </w:rPr>
-        <w:t>VOR</w:t>
-      </w:r>
-      <w:r>
-        <w:rPr>
-          <w:spacing w:val="-14"/>
-          <w:w w:val="115"/>
-        </w:rPr>
-        <w:t xml:space="preserve"> </w:t>
-      </w:r>
-      <w:r>
-        <w:rPr>
-          <w:w w:val="115"/>
-        </w:rPr>
-        <w:t>and</w:t>
-      </w:r>
-      <w:r>
-        <w:rPr>
-          <w:spacing w:val="-13"/>
-          <w:w w:val="115"/>
-        </w:rPr>
-        <w:t xml:space="preserve"> </w:t>
-      </w:r>
-      <w:r>
-        <w:rPr>
-          <w:w w:val="115"/>
-        </w:rPr>
-        <w:t>DME</w:t>
-      </w:r>
-      <w:r>
-        <w:rPr>
-          <w:spacing w:val="-14"/>
-          <w:w w:val="115"/>
-        </w:rPr>
-        <w:t xml:space="preserve"> </w:t>
-      </w:r>
-      <w:r>
-        <w:rPr>
-          <w:w w:val="115"/>
-        </w:rPr>
-        <w:t>equipment.</w:t>
+          <w:spacing w:val="14"/>
+        </w:rPr>
+        <w:t xml:space="preserve"> </w:t>
+      </w:r>
+      <w:r>
+        <w:rPr/>
+        <w:t>on</w:t>
+      </w:r>
+      <w:r>
+        <w:rPr>
+          <w:spacing w:val="14"/>
+        </w:rPr>
+        <w:t xml:space="preserve"> </w:t>
+      </w:r>
+      <w:r>
+        <w:rPr/>
+        <w:t>Blackfin</w:t>
+      </w:r>
+      <w:r>
+        <w:rPr>
+          <w:spacing w:val="14"/>
+        </w:rPr>
+        <w:t xml:space="preserve"> </w:t>
+      </w:r>
+      <w:r>
+        <w:rPr/>
+        <w:t>processors.</w:t>
       </w:r>
     </w:p>
     <w:p>
@@ -2280,44 +2857,29 @@
         <w:keepLines/>
         <w:numPr>
           <w:ilvl w:val="0"/>
-          <w:numId w:val="1"/>
+          <w:numId w:val="2"/>
         </w:numPr>
         <w:spacing w:before="0" w:after="0"/>
         <w:rPr/>
       </w:pPr>
       <w:r>
         <w:rPr/>
-        <w:t>Used</w:t>
-      </w:r>
-      <w:r>
-        <w:rPr>
-          <w:spacing w:val="6"/>
-        </w:rPr>
-        <w:t xml:space="preserve"> </w:t>
-      </w:r>
-      <w:r>
-        <w:rPr/>
-        <w:t>GIT,</w:t>
-      </w:r>
-      <w:r>
-        <w:rPr>
-          <w:spacing w:val="7"/>
-        </w:rPr>
-        <w:t xml:space="preserve"> </w:t>
-      </w:r>
-      <w:r>
-        <w:rPr/>
-        <w:t>SVN,</w:t>
-      </w:r>
-      <w:r>
-        <w:rPr>
-          <w:spacing w:val="7"/>
-        </w:rPr>
-        <w:t xml:space="preserve"> </w:t>
-      </w:r>
-      <w:r>
-        <w:rPr/>
-        <w:t>Bamboo.</w:t>
+        <w:t xml:space="preserve">Airport/Airfield/Antenna simulation using Gl Studio </w:t>
+      </w:r>
+    </w:p>
+    <w:p>
+      <w:pPr>
+        <w:pStyle w:val="ListParagraph"/>
+        <w:numPr>
+          <w:ilvl w:val="1"/>
+          <w:numId w:val="2"/>
+        </w:numPr>
+        <w:spacing w:before="0" w:after="0"/>
+        <w:rPr/>
+      </w:pPr>
+      <w:r>
+        <w:rPr/>
+        <w:t>https://www.faa.gov/about/office_org/headquarters_offices/ato/service_units/systemops/perf_analysis/sim_tools</w:t>
       </w:r>
     </w:p>
     <w:p>
@@ -2326,596 +2888,7 @@
         <w:keepLines/>
         <w:numPr>
           <w:ilvl w:val="0"/>
-          <w:numId w:val="1"/>
-        </w:numPr>
-        <w:spacing w:before="0" w:after="0"/>
-        <w:rPr/>
-      </w:pPr>
-      <w:r>
-        <w:rPr>
-          <w:w w:val="115"/>
-        </w:rPr>
-        <w:t>Implemented</w:t>
-      </w:r>
-      <w:r>
-        <w:rPr>
-          <w:spacing w:val="-15"/>
-          <w:w w:val="115"/>
-        </w:rPr>
-        <w:t xml:space="preserve"> </w:t>
-      </w:r>
-      <w:r>
-        <w:rPr>
-          <w:w w:val="115"/>
-        </w:rPr>
-        <w:t>Benchmark</w:t>
-      </w:r>
-      <w:r>
-        <w:rPr>
-          <w:spacing w:val="-14"/>
-          <w:w w:val="115"/>
-        </w:rPr>
-        <w:t xml:space="preserve"> </w:t>
-      </w:r>
-      <w:r>
-        <w:rPr>
-          <w:w w:val="115"/>
-        </w:rPr>
-        <w:t>7</w:t>
-      </w:r>
-      <w:r>
-        <w:rPr>
-          <w:spacing w:val="-15"/>
-          <w:w w:val="115"/>
-        </w:rPr>
-        <w:t xml:space="preserve"> </w:t>
-      </w:r>
-      <w:r>
-        <w:rPr>
-          <w:w w:val="115"/>
-        </w:rPr>
-        <w:t>security</w:t>
-      </w:r>
-      <w:r>
-        <w:rPr>
-          <w:spacing w:val="-14"/>
-          <w:w w:val="115"/>
-        </w:rPr>
-        <w:t xml:space="preserve"> </w:t>
-      </w:r>
-      <w:r>
-        <w:rPr>
-          <w:w w:val="115"/>
-        </w:rPr>
-        <w:t>rules</w:t>
-      </w:r>
-      <w:r>
-        <w:rPr>
-          <w:spacing w:val="-15"/>
-          <w:w w:val="115"/>
-        </w:rPr>
-        <w:t xml:space="preserve"> </w:t>
-      </w:r>
-      <w:r>
-        <w:rPr>
-          <w:w w:val="115"/>
-        </w:rPr>
-        <w:t>as</w:t>
-      </w:r>
-      <w:r>
-        <w:rPr>
-          <w:spacing w:val="-14"/>
-          <w:w w:val="115"/>
-        </w:rPr>
-        <w:t xml:space="preserve"> </w:t>
-      </w:r>
-      <w:r>
-        <w:rPr>
-          <w:w w:val="115"/>
-        </w:rPr>
-        <w:t>well</w:t>
-      </w:r>
-      <w:r>
-        <w:rPr>
-          <w:spacing w:val="-15"/>
-          <w:w w:val="115"/>
-        </w:rPr>
-        <w:t xml:space="preserve"> </w:t>
-      </w:r>
-      <w:r>
-        <w:rPr>
-          <w:w w:val="115"/>
-        </w:rPr>
-        <w:t>as</w:t>
-      </w:r>
-      <w:r>
-        <w:rPr>
-          <w:spacing w:val="-14"/>
-          <w:w w:val="115"/>
-        </w:rPr>
-        <w:t xml:space="preserve"> </w:t>
-      </w:r>
-      <w:r>
-        <w:rPr>
-          <w:w w:val="115"/>
-        </w:rPr>
-        <w:t>SELinux,</w:t>
-      </w:r>
-      <w:r>
-        <w:rPr>
-          <w:spacing w:val="-15"/>
-          <w:w w:val="115"/>
-        </w:rPr>
-        <w:t xml:space="preserve"> </w:t>
-      </w:r>
-      <w:r>
-        <w:rPr>
-          <w:w w:val="115"/>
-        </w:rPr>
-        <w:t>deployed</w:t>
-      </w:r>
-      <w:r>
-        <w:rPr>
-          <w:spacing w:val="-14"/>
-          <w:w w:val="115"/>
-        </w:rPr>
-        <w:t xml:space="preserve"> </w:t>
-      </w:r>
-      <w:r>
-        <w:rPr>
-          <w:w w:val="115"/>
-        </w:rPr>
-        <w:t>on</w:t>
-      </w:r>
-      <w:r>
-        <w:rPr>
-          <w:spacing w:val="-15"/>
-          <w:w w:val="115"/>
-        </w:rPr>
-        <w:t xml:space="preserve"> </w:t>
-      </w:r>
-      <w:r>
-        <w:rPr>
-          <w:w w:val="115"/>
-        </w:rPr>
-        <w:t>new</w:t>
-      </w:r>
-      <w:r>
-        <w:rPr>
-          <w:spacing w:val="-14"/>
-          <w:w w:val="115"/>
-        </w:rPr>
-        <w:t xml:space="preserve"> </w:t>
-      </w:r>
-      <w:r>
-        <w:rPr>
-          <w:w w:val="115"/>
-        </w:rPr>
-        <w:t>and</w:t>
-      </w:r>
-      <w:r>
-        <w:rPr>
-          <w:spacing w:val="-15"/>
-          <w:w w:val="115"/>
-        </w:rPr>
-        <w:t xml:space="preserve"> </w:t>
-      </w:r>
-      <w:r>
-        <w:rPr>
-          <w:w w:val="115"/>
-        </w:rPr>
-        <w:t>legacy</w:t>
-      </w:r>
-      <w:r>
-        <w:rPr>
-          <w:spacing w:val="-14"/>
-          <w:w w:val="115"/>
-        </w:rPr>
-        <w:t xml:space="preserve"> </w:t>
-      </w:r>
-      <w:r>
-        <w:rPr>
-          <w:w w:val="115"/>
-        </w:rPr>
-        <w:t>products.</w:t>
-      </w:r>
-    </w:p>
-    <w:p>
-      <w:pPr>
-        <w:pStyle w:val="ListParagraph"/>
-        <w:keepLines/>
-        <w:numPr>
-          <w:ilvl w:val="0"/>
-          <w:numId w:val="1"/>
-        </w:numPr>
-        <w:spacing w:before="0" w:after="0"/>
-        <w:rPr/>
-      </w:pPr>
-      <w:r>
-        <w:rPr/>
-        <w:t>Team</w:t>
-      </w:r>
-      <w:r>
-        <w:rPr>
-          <w:spacing w:val="3"/>
-        </w:rPr>
-        <w:t xml:space="preserve"> </w:t>
-      </w:r>
-      <w:r>
-        <w:rPr/>
-        <w:t>support</w:t>
-      </w:r>
-      <w:r>
-        <w:rPr>
-          <w:spacing w:val="3"/>
-        </w:rPr>
-        <w:t xml:space="preserve"> </w:t>
-      </w:r>
-      <w:r>
-        <w:rPr/>
-        <w:t>for</w:t>
-      </w:r>
-      <w:r>
-        <w:rPr>
-          <w:spacing w:val="3"/>
-        </w:rPr>
-        <w:t xml:space="preserve"> </w:t>
-      </w:r>
-      <w:r>
-        <w:rPr/>
-        <w:t>Linux,</w:t>
-      </w:r>
-      <w:r>
-        <w:rPr>
-          <w:spacing w:val="3"/>
-        </w:rPr>
-        <w:t xml:space="preserve"> </w:t>
-      </w:r>
-      <w:r>
-        <w:rPr/>
-        <w:t>Embedded</w:t>
-      </w:r>
-      <w:r>
-        <w:rPr>
-          <w:spacing w:val="3"/>
-        </w:rPr>
-        <w:t xml:space="preserve"> </w:t>
-      </w:r>
-      <w:r>
-        <w:rPr/>
-        <w:t>Engineering.</w:t>
-      </w:r>
-      <w:r>
-        <w:rPr>
-          <w:spacing w:val="3"/>
-        </w:rPr>
-        <w:t xml:space="preserve"> </w:t>
-      </w:r>
-      <w:r>
-        <w:rPr/>
-        <w:t>International</w:t>
-      </w:r>
-      <w:r>
-        <w:rPr>
-          <w:spacing w:val="3"/>
-        </w:rPr>
-        <w:t xml:space="preserve"> </w:t>
-      </w:r>
-      <w:r>
-        <w:rPr/>
-        <w:t>travel</w:t>
-      </w:r>
-      <w:r>
-        <w:rPr>
-          <w:spacing w:val="3"/>
-        </w:rPr>
-        <w:t xml:space="preserve"> </w:t>
-      </w:r>
-      <w:r>
-        <w:rPr/>
-        <w:t>to</w:t>
-      </w:r>
-      <w:r>
-        <w:rPr>
-          <w:spacing w:val="3"/>
-        </w:rPr>
-        <w:t xml:space="preserve"> </w:t>
-      </w:r>
-      <w:r>
-        <w:rPr/>
-        <w:t>support</w:t>
-      </w:r>
-      <w:r>
-        <w:rPr>
-          <w:spacing w:val="3"/>
-        </w:rPr>
-        <w:t xml:space="preserve"> </w:t>
-      </w:r>
-      <w:r>
-        <w:rPr/>
-        <w:t>customer</w:t>
-      </w:r>
-      <w:r>
-        <w:rPr>
-          <w:spacing w:val="3"/>
-        </w:rPr>
-        <w:t xml:space="preserve"> </w:t>
-      </w:r>
-      <w:r>
-        <w:rPr/>
-        <w:t>base.</w:t>
-      </w:r>
-    </w:p>
-    <w:p>
-      <w:pPr>
-        <w:pStyle w:val="ListParagraph"/>
-        <w:keepLines/>
-        <w:numPr>
-          <w:ilvl w:val="0"/>
-          <w:numId w:val="1"/>
-        </w:numPr>
-        <w:spacing w:before="0" w:after="0"/>
-        <w:rPr/>
-      </w:pPr>
-      <w:r>
-        <w:rPr/>
-        <w:t>Ported</w:t>
-      </w:r>
-      <w:r>
-        <w:rPr>
-          <w:spacing w:val="4"/>
-        </w:rPr>
-        <w:t xml:space="preserve"> </w:t>
-      </w:r>
-      <w:r>
-        <w:rPr/>
-        <w:t>legacy</w:t>
-      </w:r>
-      <w:r>
-        <w:rPr>
-          <w:spacing w:val="4"/>
-        </w:rPr>
-        <w:t xml:space="preserve"> </w:t>
-      </w:r>
-      <w:r>
-        <w:rPr/>
-        <w:t>software</w:t>
-      </w:r>
-      <w:r>
-        <w:rPr>
-          <w:spacing w:val="4"/>
-        </w:rPr>
-        <w:t xml:space="preserve"> </w:t>
-      </w:r>
-      <w:r>
-        <w:rPr/>
-        <w:t>(200</w:t>
-      </w:r>
-      <w:r>
-        <w:rPr>
-          <w:spacing w:val="4"/>
-        </w:rPr>
-        <w:t xml:space="preserve"> </w:t>
-      </w:r>
-      <w:r>
-        <w:rPr/>
-        <w:t>KLOC)</w:t>
-      </w:r>
-      <w:r>
-        <w:rPr>
-          <w:spacing w:val="4"/>
-        </w:rPr>
-        <w:t xml:space="preserve"> </w:t>
-      </w:r>
-      <w:r>
-        <w:rPr/>
-        <w:t>systems</w:t>
-      </w:r>
-      <w:r>
-        <w:rPr>
-          <w:spacing w:val="4"/>
-        </w:rPr>
-        <w:t xml:space="preserve"> </w:t>
-      </w:r>
-      <w:r>
-        <w:rPr/>
-        <w:t>from</w:t>
-      </w:r>
-      <w:r>
-        <w:rPr>
-          <w:spacing w:val="4"/>
-        </w:rPr>
-        <w:t xml:space="preserve"> </w:t>
-      </w:r>
-      <w:r>
-        <w:rPr/>
-        <w:t>1990s</w:t>
-      </w:r>
-      <w:r>
-        <w:rPr>
-          <w:spacing w:val="4"/>
-        </w:rPr>
-        <w:t xml:space="preserve"> </w:t>
-      </w:r>
-      <w:r>
-        <w:rPr/>
-        <w:t>Linux/Compilers</w:t>
-      </w:r>
-      <w:r>
-        <w:rPr>
-          <w:spacing w:val="5"/>
-        </w:rPr>
-        <w:t xml:space="preserve"> </w:t>
-      </w:r>
-      <w:r>
-        <w:rPr/>
-        <w:t>to</w:t>
-      </w:r>
-      <w:r>
-        <w:rPr>
-          <w:spacing w:val="4"/>
-        </w:rPr>
-        <w:t xml:space="preserve"> </w:t>
-      </w:r>
-      <w:r>
-        <w:rPr/>
-        <w:t>current</w:t>
-      </w:r>
-      <w:r>
-        <w:rPr>
-          <w:spacing w:val="4"/>
-        </w:rPr>
-        <w:t xml:space="preserve"> </w:t>
-      </w:r>
-      <w:r>
-        <w:rPr/>
-        <w:t>Linux/Compilers.</w:t>
-      </w:r>
-    </w:p>
-    <w:p>
-      <w:pPr>
-        <w:pStyle w:val="ListParagraph"/>
-        <w:keepLines/>
-        <w:numPr>
-          <w:ilvl w:val="0"/>
-          <w:numId w:val="1"/>
-        </w:numPr>
-        <w:spacing w:before="0" w:after="0"/>
-        <w:rPr/>
-      </w:pPr>
-      <w:r>
-        <w:rPr/>
-        <w:t>Development/Support</w:t>
-      </w:r>
-      <w:r>
-        <w:rPr>
-          <w:spacing w:val="14"/>
-        </w:rPr>
-        <w:t xml:space="preserve"> </w:t>
-      </w:r>
-      <w:r>
-        <w:rPr/>
-        <w:t>for</w:t>
-      </w:r>
-      <w:r>
-        <w:rPr>
-          <w:spacing w:val="14"/>
-        </w:rPr>
-        <w:t xml:space="preserve"> </w:t>
-      </w:r>
-      <w:r>
-        <w:rPr/>
-        <w:t>embedded</w:t>
-      </w:r>
-      <w:r>
-        <w:rPr>
-          <w:spacing w:val="14"/>
-        </w:rPr>
-        <w:t xml:space="preserve"> </w:t>
-      </w:r>
-      <w:r>
-        <w:rPr/>
-        <w:t>management</w:t>
-      </w:r>
-      <w:r>
-        <w:rPr>
-          <w:spacing w:val="14"/>
-        </w:rPr>
-        <w:t xml:space="preserve"> </w:t>
-      </w:r>
-      <w:r>
-        <w:rPr/>
-        <w:t>and</w:t>
-      </w:r>
-      <w:r>
-        <w:rPr>
-          <w:spacing w:val="14"/>
-        </w:rPr>
-        <w:t xml:space="preserve"> </w:t>
-      </w:r>
-      <w:r>
-        <w:rPr/>
-        <w:t>control</w:t>
-      </w:r>
-      <w:r>
-        <w:rPr>
-          <w:spacing w:val="14"/>
-        </w:rPr>
-        <w:t xml:space="preserve"> </w:t>
-      </w:r>
-      <w:r>
-        <w:rPr/>
-        <w:t>systems</w:t>
-      </w:r>
-      <w:r>
-        <w:rPr>
-          <w:spacing w:val="14"/>
-        </w:rPr>
-        <w:t xml:space="preserve"> </w:t>
-      </w:r>
-      <w:r>
-        <w:rPr/>
-        <w:t>on</w:t>
-      </w:r>
-      <w:r>
-        <w:rPr>
-          <w:spacing w:val="14"/>
-        </w:rPr>
-        <w:t xml:space="preserve"> </w:t>
-      </w:r>
-      <w:r>
-        <w:rPr/>
-        <w:t>Blackfin</w:t>
-      </w:r>
-      <w:r>
-        <w:rPr>
-          <w:spacing w:val="14"/>
-        </w:rPr>
-        <w:t xml:space="preserve"> </w:t>
-      </w:r>
-      <w:r>
-        <w:rPr/>
-        <w:t>processors.</w:t>
-      </w:r>
-    </w:p>
-    <w:p>
-      <w:pPr>
-        <w:pStyle w:val="ListParagraph"/>
-        <w:keepLines/>
-        <w:numPr>
-          <w:ilvl w:val="0"/>
-          <w:numId w:val="1"/>
-        </w:numPr>
-        <w:spacing w:before="0" w:after="0"/>
-        <w:rPr/>
-      </w:pPr>
-      <w:r>
-        <w:rPr/>
-        <w:t xml:space="preserve">Airport/Airfield/Antenna simulation using Gl Studio </w:t>
-      </w:r>
-    </w:p>
-    <w:p>
-      <w:pPr>
-        <w:pStyle w:val="ListParagraph"/>
-        <w:numPr>
-          <w:ilvl w:val="1"/>
-          <w:numId w:val="1"/>
-        </w:numPr>
-        <w:spacing w:before="0" w:after="0"/>
-        <w:rPr/>
-      </w:pPr>
-      <w:r>
-        <w:rPr/>
-        <w:t>https://www.faa.gov/about/office_org/headquarters_offices/ato/service_units/systemops/perf_analysis/sim_tools</w:t>
-      </w:r>
-    </w:p>
-    <w:p>
-      <w:pPr>
-        <w:pStyle w:val="ListParagraph"/>
-        <w:keepLines/>
-        <w:numPr>
-          <w:ilvl w:val="0"/>
-          <w:numId w:val="1"/>
+          <w:numId w:val="2"/>
         </w:numPr>
         <w:spacing w:before="0" w:after="280"/>
         <w:rPr>
@@ -3117,7 +3090,7 @@
         <w:keepLines/>
         <w:numPr>
           <w:ilvl w:val="0"/>
-          <w:numId w:val="1"/>
+          <w:numId w:val="2"/>
         </w:numPr>
         <w:spacing w:before="280" w:after="0"/>
         <w:rPr/>
@@ -3224,7 +3197,7 @@
         <w:keepLines/>
         <w:numPr>
           <w:ilvl w:val="0"/>
-          <w:numId w:val="1"/>
+          <w:numId w:val="2"/>
         </w:numPr>
         <w:spacing w:before="0" w:after="0"/>
         <w:rPr/>
@@ -3241,7 +3214,7 @@
         <w:keepLines/>
         <w:numPr>
           <w:ilvl w:val="0"/>
-          <w:numId w:val="1"/>
+          <w:numId w:val="2"/>
         </w:numPr>
         <w:spacing w:before="0" w:after="0"/>
         <w:rPr/>
@@ -3288,7 +3261,7 @@
         <w:keepLines/>
         <w:numPr>
           <w:ilvl w:val="0"/>
-          <w:numId w:val="1"/>
+          <w:numId w:val="2"/>
         </w:numPr>
         <w:spacing w:before="0" w:after="0"/>
         <w:rPr/>
@@ -3385,7 +3358,7 @@
         <w:keepLines/>
         <w:numPr>
           <w:ilvl w:val="0"/>
-          <w:numId w:val="1"/>
+          <w:numId w:val="2"/>
         </w:numPr>
         <w:spacing w:before="0" w:after="0"/>
         <w:rPr/>
@@ -3662,7 +3635,7 @@
         <w:keepLines/>
         <w:numPr>
           <w:ilvl w:val="0"/>
-          <w:numId w:val="1"/>
+          <w:numId w:val="2"/>
         </w:numPr>
         <w:spacing w:before="0" w:after="0"/>
         <w:rPr/>
@@ -3709,7 +3682,7 @@
         <w:keepLines/>
         <w:numPr>
           <w:ilvl w:val="0"/>
-          <w:numId w:val="1"/>
+          <w:numId w:val="2"/>
         </w:numPr>
         <w:spacing w:before="0" w:after="0"/>
         <w:rPr/>
@@ -3819,7 +3792,7 @@
         <w:keepLines/>
         <w:numPr>
           <w:ilvl w:val="0"/>
-          <w:numId w:val="1"/>
+          <w:numId w:val="2"/>
         </w:numPr>
         <w:spacing w:before="0" w:after="0"/>
         <w:rPr/>
@@ -3976,7 +3949,7 @@
         <w:keepLines/>
         <w:numPr>
           <w:ilvl w:val="0"/>
-          <w:numId w:val="1"/>
+          <w:numId w:val="2"/>
         </w:numPr>
         <w:spacing w:before="0" w:after="0"/>
         <w:rPr/>
@@ -4073,7 +4046,7 @@
         <w:keepLines/>
         <w:numPr>
           <w:ilvl w:val="0"/>
-          <w:numId w:val="1"/>
+          <w:numId w:val="2"/>
         </w:numPr>
         <w:spacing w:before="0" w:after="0"/>
         <w:rPr/>
@@ -4222,7 +4195,7 @@
         <w:keepLines/>
         <w:numPr>
           <w:ilvl w:val="0"/>
-          <w:numId w:val="1"/>
+          <w:numId w:val="2"/>
         </w:numPr>
         <w:spacing w:before="0" w:after="0"/>
         <w:rPr/>
@@ -4397,7 +4370,7 @@
         <w:keepLines/>
         <w:numPr>
           <w:ilvl w:val="0"/>
-          <w:numId w:val="1"/>
+          <w:numId w:val="2"/>
         </w:numPr>
         <w:spacing w:before="0" w:after="0"/>
         <w:rPr/>
@@ -4481,7 +4454,7 @@
         <w:keepLines/>
         <w:numPr>
           <w:ilvl w:val="0"/>
-          <w:numId w:val="1"/>
+          <w:numId w:val="2"/>
         </w:numPr>
         <w:spacing w:before="0" w:after="280"/>
         <w:rPr>
@@ -4642,7 +4615,7 @@
         <w:pStyle w:val="ListParagraph"/>
         <w:numPr>
           <w:ilvl w:val="0"/>
-          <w:numId w:val="1"/>
+          <w:numId w:val="2"/>
         </w:numPr>
         <w:spacing w:before="280" w:after="0"/>
         <w:rPr>
@@ -4661,7 +4634,7 @@
         <w:pStyle w:val="ListParagraph"/>
         <w:numPr>
           <w:ilvl w:val="0"/>
-          <w:numId w:val="1"/>
+          <w:numId w:val="2"/>
         </w:numPr>
         <w:spacing w:before="0" w:after="0"/>
         <w:rPr>
@@ -4680,7 +4653,7 @@
         <w:pStyle w:val="ListParagraph"/>
         <w:numPr>
           <w:ilvl w:val="0"/>
-          <w:numId w:val="1"/>
+          <w:numId w:val="2"/>
         </w:numPr>
         <w:spacing w:before="0" w:after="0"/>
         <w:rPr>
@@ -4699,7 +4672,7 @@
         <w:pStyle w:val="ListParagraph"/>
         <w:numPr>
           <w:ilvl w:val="0"/>
-          <w:numId w:val="1"/>
+          <w:numId w:val="2"/>
         </w:numPr>
         <w:spacing w:before="0" w:after="0"/>
         <w:rPr>
@@ -4718,7 +4691,7 @@
         <w:pStyle w:val="ListParagraph"/>
         <w:numPr>
           <w:ilvl w:val="0"/>
-          <w:numId w:val="1"/>
+          <w:numId w:val="2"/>
         </w:numPr>
         <w:spacing w:before="0" w:after="0"/>
         <w:rPr>
@@ -4737,7 +4710,7 @@
         <w:pStyle w:val="ListParagraph"/>
         <w:numPr>
           <w:ilvl w:val="0"/>
-          <w:numId w:val="1"/>
+          <w:numId w:val="2"/>
         </w:numPr>
         <w:spacing w:before="0" w:after="280"/>
         <w:rPr>
@@ -4908,7 +4881,7 @@
         <w:pStyle w:val="ListParagraph"/>
         <w:numPr>
           <w:ilvl w:val="0"/>
-          <w:numId w:val="1"/>
+          <w:numId w:val="2"/>
         </w:numPr>
         <w:spacing w:before="280" w:after="0"/>
         <w:rPr/>
@@ -5168,7 +5141,7 @@
         <w:pStyle w:val="ListParagraph"/>
         <w:numPr>
           <w:ilvl w:val="0"/>
-          <w:numId w:val="1"/>
+          <w:numId w:val="2"/>
         </w:numPr>
         <w:spacing w:before="0" w:after="0"/>
         <w:rPr/>
@@ -5683,7 +5656,7 @@
         <w:pStyle w:val="ListParagraph"/>
         <w:numPr>
           <w:ilvl w:val="0"/>
-          <w:numId w:val="1"/>
+          <w:numId w:val="2"/>
         </w:numPr>
         <w:spacing w:before="0" w:after="280"/>
         <w:rPr>
@@ -5751,9 +5724,8 @@
         <w:keepLines/>
         <w:numPr>
           <w:ilvl w:val="0"/>
-          <w:numId w:val="3"/>
+          <w:numId w:val="4"/>
         </w:numPr>
-        <w:pBdr/>
         <w:spacing w:beforeAutospacing="0" w:before="0" w:afterAutospacing="0" w:after="0"/>
         <w:contextualSpacing/>
         <w:rPr/>
@@ -5772,9 +5744,8 @@
         <w:keepLines/>
         <w:numPr>
           <w:ilvl w:val="0"/>
-          <w:numId w:val="3"/>
+          <w:numId w:val="4"/>
         </w:numPr>
-        <w:pBdr/>
         <w:spacing w:beforeAutospacing="0" w:before="0" w:afterAutospacing="0" w:after="0"/>
         <w:contextualSpacing/>
         <w:rPr/>
@@ -5793,9 +5764,8 @@
         <w:keepLines/>
         <w:numPr>
           <w:ilvl w:val="0"/>
-          <w:numId w:val="3"/>
+          <w:numId w:val="4"/>
         </w:numPr>
-        <w:pBdr/>
         <w:spacing w:beforeAutospacing="0" w:before="0" w:afterAutospacing="0" w:after="0"/>
         <w:contextualSpacing/>
         <w:rPr/>
@@ -5814,9 +5784,8 @@
         <w:keepLines/>
         <w:numPr>
           <w:ilvl w:val="0"/>
-          <w:numId w:val="3"/>
+          <w:numId w:val="4"/>
         </w:numPr>
-        <w:pBdr/>
         <w:spacing w:beforeAutospacing="0" w:before="0" w:afterAutospacing="0" w:after="0"/>
         <w:contextualSpacing/>
         <w:rPr/>
@@ -5835,9 +5804,8 @@
         <w:keepLines/>
         <w:numPr>
           <w:ilvl w:val="0"/>
-          <w:numId w:val="3"/>
+          <w:numId w:val="4"/>
         </w:numPr>
-        <w:pBdr/>
         <w:spacing w:beforeAutospacing="0" w:before="0" w:afterAutospacing="0" w:after="0"/>
         <w:contextualSpacing/>
         <w:rPr/>
@@ -6177,7 +6145,7 @@
         <mc:AlternateContent>
           <mc:Choice Requires="wps">
             <w:drawing>
-              <wp:anchor behindDoc="0" distT="0" distB="0" distL="0" distR="0" simplePos="0" locked="0" layoutInCell="0" allowOverlap="1" relativeHeight="2" wp14:anchorId="00258FCA">
+              <wp:anchor behindDoc="0" distT="635" distB="0" distL="0" distR="0" simplePos="0" locked="0" layoutInCell="0" allowOverlap="1" relativeHeight="2" wp14:anchorId="00258FCA">
                 <wp:simplePos x="0" y="0"/>
                 <wp:positionH relativeFrom="page">
                   <wp:posOffset>914400</wp:posOffset>
@@ -6202,9 +6170,9 @@
                           <a:avLst/>
                           <a:gdLst>
                             <a:gd name="textAreaLeft" fmla="*/ 0 w 3369600"/>
-                            <a:gd name="textAreaRight" fmla="*/ 3369960 w 3369600"/>
+                            <a:gd name="textAreaRight" fmla="*/ 3370320 w 3369600"/>
                             <a:gd name="textAreaTop" fmla="*/ 0 h 720"/>
-                            <a:gd name="textAreaBottom" fmla="*/ 1080 h 720"/>
+                            <a:gd name="textAreaBottom" fmla="*/ 1440 h 720"/>
                           </a:gdLst>
                           <a:ahLst/>
                           <a:rect l="textAreaLeft" t="textAreaTop" r="textAreaRight" b="textAreaBottom"/>
@@ -6457,11 +6425,22 @@
     <w:p>
       <w:pPr>
         <w:pStyle w:val="BodyText"/>
+        <w:spacing w:before="0" w:after="86"/>
         <w:rPr/>
       </w:pPr>
       <w:r>
         <w:rPr/>
         <w:t>Hawaii Pacific University 2003</w:t>
+      </w:r>
+    </w:p>
+    <w:p>
+      <w:pPr>
+        <w:pStyle w:val="BodyText"/>
+        <w:spacing w:before="0" w:after="86"/>
+        <w:rPr/>
+      </w:pPr>
+      <w:r>
+        <w:rPr/>
       </w:r>
     </w:p>
     <w:p>
@@ -6469,8 +6448,10 @@
         <w:pStyle w:val="Heading1"/>
         <w:keepNext w:val="true"/>
         <w:keepLines/>
+        <w:pBdr>
+          <w:bottom w:val="single" w:sz="6" w:space="1" w:color="000000"/>
+        </w:pBdr>
         <w:spacing w:before="87" w:after="0"/>
-        <w:ind w:left="0"/>
         <w:rPr>
           <w:color w:val="666666"/>
         </w:rPr>
@@ -6479,13 +6460,58 @@
         <w:rPr>
           <w:color w:val="666666"/>
         </w:rPr>
-      </w:r>
-    </w:p>
-    <w:p>
-      <w:pPr>
-        <w:pStyle w:val="Heading1"/>
+        <w:t>Repositories</w:t>
+      </w:r>
+      <w:bookmarkStart w:id="2" w:name="_Hlk196820612_Copy_2"/>
+      <w:bookmarkEnd w:id="2"/>
+    </w:p>
+    <w:p>
+      <w:pPr>
+        <w:pStyle w:val="BodyText"/>
         <w:keepNext w:val="true"/>
         <w:keepLines/>
+        <w:rPr>
+          <w:sz w:val="6"/>
+        </w:rPr>
+      </w:pPr>
+      <w:r>
+        <w:rPr>
+          <w:sz w:val="6"/>
+        </w:rPr>
+      </w:r>
+    </w:p>
+    <w:p>
+      <w:pPr>
+        <w:pStyle w:val="BodyText"/>
+        <w:rPr/>
+      </w:pPr>
+      <w:r>
+        <w:rPr/>
+        <w:t>Writing samples: https://github.com/bwilcutt/Papers</w:t>
+      </w:r>
+    </w:p>
+    <w:p>
+      <w:pPr>
+        <w:pStyle w:val="BodyText"/>
+        <w:rPr/>
+      </w:pPr>
+      <w:r>
+        <w:rPr/>
+        <w:t>Coding samples: https://github.com/bwilcutt/FreeCode</w:t>
+      </w:r>
+    </w:p>
+    <w:p>
+      <w:pPr>
+        <w:pStyle w:val="BodyText"/>
+        <w:rPr/>
+      </w:pPr>
+      <w:r>
+        <w:rPr/>
+      </w:r>
+    </w:p>
+    <w:p>
+      <w:pPr>
+        <w:pStyle w:val="Heading1"/>
         <w:pBdr>
           <w:bottom w:val="single" w:sz="6" w:space="1" w:color="000000"/>
         </w:pBdr>
@@ -6758,7 +6784,7 @@
             <w:hyperlink r:id="rId3">
               <w:r>
                 <w:rPr>
-                  <w:rStyle w:val="ListLabel209"/>
+                  <w:rStyle w:val="ListLabel38"/>
                   <w:color w:val="2951A7"/>
                   <w:u w:val="single"/>
                 </w:rPr>
@@ -6772,7 +6798,7 @@
             <w:hyperlink r:id="rId4">
               <w:r>
                 <w:rPr>
-                  <w:rStyle w:val="ListLabel209"/>
+                  <w:rStyle w:val="ListLabel38"/>
                   <w:color w:val="2951A7"/>
                   <w:u w:val="single"/>
                 </w:rPr>
@@ -6786,7 +6812,7 @@
             <w:hyperlink r:id="rId5">
               <w:r>
                 <w:rPr>
-                  <w:rStyle w:val="ListLabel209"/>
+                  <w:rStyle w:val="ListLabel38"/>
                   <w:color w:val="2951A7"/>
                   <w:u w:val="single"/>
                 </w:rPr>
@@ -6800,7 +6826,7 @@
             <w:hyperlink r:id="rId6">
               <w:r>
                 <w:rPr>
-                  <w:rStyle w:val="ListLabel209"/>
+                  <w:rStyle w:val="ListLabel38"/>
                   <w:color w:val="2951A7"/>
                   <w:u w:val="single"/>
                 </w:rPr>
@@ -6814,7 +6840,7 @@
             <w:hyperlink r:id="rId7">
               <w:r>
                 <w:rPr>
-                  <w:rStyle w:val="ListLabel209"/>
+                  <w:rStyle w:val="ListLabel38"/>
                   <w:color w:val="2951A7"/>
                   <w:u w:val="single"/>
                 </w:rPr>
@@ -6828,7 +6854,7 @@
             <w:hyperlink r:id="rId8">
               <w:r>
                 <w:rPr>
-                  <w:rStyle w:val="ListLabel209"/>
+                  <w:rStyle w:val="ListLabel38"/>
                   <w:color w:val="2951A7"/>
                   <w:u w:val="single"/>
                 </w:rPr>
@@ -6842,7 +6868,7 @@
             <w:hyperlink r:id="rId9">
               <w:r>
                 <w:rPr>
-                  <w:rStyle w:val="ListLabel209"/>
+                  <w:rStyle w:val="ListLabel38"/>
                   <w:color w:val="2951A7"/>
                   <w:u w:val="single"/>
                 </w:rPr>
@@ -6856,7 +6882,7 @@
             <w:hyperlink r:id="rId10">
               <w:r>
                 <w:rPr>
-                  <w:rStyle w:val="ListLabel209"/>
+                  <w:rStyle w:val="ListLabel38"/>
                   <w:color w:val="2951A7"/>
                   <w:u w:val="single"/>
                 </w:rPr>
@@ -6870,7 +6896,7 @@
             <w:hyperlink r:id="rId11">
               <w:r>
                 <w:rPr>
-                  <w:rStyle w:val="ListLabel209"/>
+                  <w:rStyle w:val="ListLabel38"/>
                   <w:color w:val="2951A7"/>
                   <w:u w:val="single"/>
                 </w:rPr>
@@ -6884,7 +6910,7 @@
             <w:hyperlink r:id="rId12">
               <w:r>
                 <w:rPr>
-                  <w:rStyle w:val="ListLabel209"/>
+                  <w:rStyle w:val="ListLabel38"/>
                   <w:color w:val="2951A7"/>
                   <w:u w:val="single"/>
                 </w:rPr>
@@ -6898,7 +6924,7 @@
             <w:hyperlink r:id="rId13">
               <w:r>
                 <w:rPr>
-                  <w:rStyle w:val="ListLabel209"/>
+                  <w:rStyle w:val="ListLabel38"/>
                   <w:color w:val="2951A7"/>
                   <w:u w:val="single"/>
                 </w:rPr>
@@ -6912,7 +6938,7 @@
             <w:hyperlink r:id="rId14">
               <w:r>
                 <w:rPr>
-                  <w:rStyle w:val="ListLabel209"/>
+                  <w:rStyle w:val="ListLabel38"/>
                   <w:color w:val="2951A7"/>
                   <w:u w:val="single"/>
                 </w:rPr>
@@ -6954,6 +6980,125 @@
   <w:abstractNum w:abstractNumId="1">
     <w:lvl w:ilvl="0">
       <w:start w:val="1"/>
+      <w:numFmt w:val="none"/>
+      <w:suff w:val="nothing"/>
+      <w:lvlText w:val=""/>
+      <w:lvlJc w:val="left"/>
+      <w:pPr>
+        <w:tabs>
+          <w:tab w:val="num" w:pos="0"/>
+        </w:tabs>
+        <w:ind w:left="0" w:hanging="0"/>
+      </w:pPr>
+    </w:lvl>
+    <w:lvl w:ilvl="1">
+      <w:start w:val="1"/>
+      <w:numFmt w:val="none"/>
+      <w:suff w:val="nothing"/>
+      <w:lvlText w:val=""/>
+      <w:lvlJc w:val="left"/>
+      <w:pPr>
+        <w:tabs>
+          <w:tab w:val="num" w:pos="0"/>
+        </w:tabs>
+        <w:ind w:left="0" w:hanging="0"/>
+      </w:pPr>
+    </w:lvl>
+    <w:lvl w:ilvl="2">
+      <w:start w:val="1"/>
+      <w:numFmt w:val="none"/>
+      <w:suff w:val="nothing"/>
+      <w:lvlText w:val=""/>
+      <w:lvlJc w:val="left"/>
+      <w:pPr>
+        <w:tabs>
+          <w:tab w:val="num" w:pos="0"/>
+        </w:tabs>
+        <w:ind w:left="0" w:hanging="0"/>
+      </w:pPr>
+    </w:lvl>
+    <w:lvl w:ilvl="3">
+      <w:start w:val="1"/>
+      <w:numFmt w:val="none"/>
+      <w:suff w:val="nothing"/>
+      <w:lvlText w:val=""/>
+      <w:lvlJc w:val="left"/>
+      <w:pPr>
+        <w:tabs>
+          <w:tab w:val="num" w:pos="0"/>
+        </w:tabs>
+        <w:ind w:left="0" w:hanging="0"/>
+      </w:pPr>
+    </w:lvl>
+    <w:lvl w:ilvl="4">
+      <w:start w:val="1"/>
+      <w:numFmt w:val="none"/>
+      <w:suff w:val="nothing"/>
+      <w:lvlText w:val=""/>
+      <w:lvlJc w:val="left"/>
+      <w:pPr>
+        <w:tabs>
+          <w:tab w:val="num" w:pos="0"/>
+        </w:tabs>
+        <w:ind w:left="0" w:hanging="0"/>
+      </w:pPr>
+    </w:lvl>
+    <w:lvl w:ilvl="5">
+      <w:start w:val="1"/>
+      <w:numFmt w:val="none"/>
+      <w:suff w:val="nothing"/>
+      <w:lvlText w:val=""/>
+      <w:lvlJc w:val="left"/>
+      <w:pPr>
+        <w:tabs>
+          <w:tab w:val="num" w:pos="0"/>
+        </w:tabs>
+        <w:ind w:left="0" w:hanging="0"/>
+      </w:pPr>
+    </w:lvl>
+    <w:lvl w:ilvl="6">
+      <w:start w:val="1"/>
+      <w:numFmt w:val="none"/>
+      <w:suff w:val="nothing"/>
+      <w:lvlText w:val=""/>
+      <w:lvlJc w:val="left"/>
+      <w:pPr>
+        <w:tabs>
+          <w:tab w:val="num" w:pos="0"/>
+        </w:tabs>
+        <w:ind w:left="0" w:hanging="0"/>
+      </w:pPr>
+    </w:lvl>
+    <w:lvl w:ilvl="7">
+      <w:start w:val="1"/>
+      <w:numFmt w:val="none"/>
+      <w:suff w:val="nothing"/>
+      <w:lvlText w:val=""/>
+      <w:lvlJc w:val="left"/>
+      <w:pPr>
+        <w:tabs>
+          <w:tab w:val="num" w:pos="0"/>
+        </w:tabs>
+        <w:ind w:left="0" w:hanging="0"/>
+      </w:pPr>
+    </w:lvl>
+    <w:lvl w:ilvl="8">
+      <w:start w:val="1"/>
+      <w:numFmt w:val="none"/>
+      <w:suff w:val="nothing"/>
+      <w:lvlText w:val=""/>
+      <w:lvlJc w:val="left"/>
+      <w:pPr>
+        <w:tabs>
+          <w:tab w:val="num" w:pos="0"/>
+        </w:tabs>
+        <w:ind w:left="0" w:hanging="0"/>
+      </w:pPr>
+    </w:lvl>
+  </w:abstractNum>
+  <w:abstractNum w:abstractNumId="2">
+    <w:lvl w:ilvl="0">
+      <w:start w:val="1"/>
       <w:numFmt w:val="bullet"/>
       <w:lvlText w:val=""/>
       <w:lvlJc w:val="left"/>
@@ -7091,7 +7236,7 @@
       </w:rPr>
     </w:lvl>
   </w:abstractNum>
-  <w:abstractNum w:abstractNumId="2">
+  <w:abstractNum w:abstractNumId="3">
     <w:lvl w:ilvl="0">
       <w:start w:val="1"/>
       <w:numFmt w:val="bullet"/>
@@ -7228,7 +7373,7 @@
       </w:rPr>
     </w:lvl>
   </w:abstractNum>
-  <w:abstractNum w:abstractNumId="3">
+  <w:abstractNum w:abstractNumId="4">
     <w:lvl w:ilvl="0">
       <w:start w:val="1"/>
       <w:numFmt w:val="bullet"/>
@@ -7363,125 +7508,6 @@
       <w:rPr>
         <w:rFonts w:ascii="Wingdings" w:hAnsi="Wingdings" w:cs="Wingdings" w:hint="default"/>
       </w:rPr>
-    </w:lvl>
-  </w:abstractNum>
-  <w:abstractNum w:abstractNumId="4">
-    <w:lvl w:ilvl="0">
-      <w:start w:val="1"/>
-      <w:numFmt w:val="none"/>
-      <w:suff w:val="nothing"/>
-      <w:lvlText w:val=""/>
-      <w:lvlJc w:val="left"/>
-      <w:pPr>
-        <w:tabs>
-          <w:tab w:val="num" w:pos="0"/>
-        </w:tabs>
-        <w:ind w:left="0" w:hanging="0"/>
-      </w:pPr>
-    </w:lvl>
-    <w:lvl w:ilvl="1">
-      <w:start w:val="1"/>
-      <w:numFmt w:val="none"/>
-      <w:suff w:val="nothing"/>
-      <w:lvlText w:val=""/>
-      <w:lvlJc w:val="left"/>
-      <w:pPr>
-        <w:tabs>
-          <w:tab w:val="num" w:pos="0"/>
-        </w:tabs>
-        <w:ind w:left="0" w:hanging="0"/>
-      </w:pPr>
-    </w:lvl>
-    <w:lvl w:ilvl="2">
-      <w:start w:val="1"/>
-      <w:numFmt w:val="none"/>
-      <w:suff w:val="nothing"/>
-      <w:lvlText w:val=""/>
-      <w:lvlJc w:val="left"/>
-      <w:pPr>
-        <w:tabs>
-          <w:tab w:val="num" w:pos="0"/>
-        </w:tabs>
-        <w:ind w:left="0" w:hanging="0"/>
-      </w:pPr>
-    </w:lvl>
-    <w:lvl w:ilvl="3">
-      <w:start w:val="1"/>
-      <w:numFmt w:val="none"/>
-      <w:suff w:val="nothing"/>
-      <w:lvlText w:val=""/>
-      <w:lvlJc w:val="left"/>
-      <w:pPr>
-        <w:tabs>
-          <w:tab w:val="num" w:pos="0"/>
-        </w:tabs>
-        <w:ind w:left="0" w:hanging="0"/>
-      </w:pPr>
-    </w:lvl>
-    <w:lvl w:ilvl="4">
-      <w:start w:val="1"/>
-      <w:numFmt w:val="none"/>
-      <w:suff w:val="nothing"/>
-      <w:lvlText w:val=""/>
-      <w:lvlJc w:val="left"/>
-      <w:pPr>
-        <w:tabs>
-          <w:tab w:val="num" w:pos="0"/>
-        </w:tabs>
-        <w:ind w:left="0" w:hanging="0"/>
-      </w:pPr>
-    </w:lvl>
-    <w:lvl w:ilvl="5">
-      <w:start w:val="1"/>
-      <w:numFmt w:val="none"/>
-      <w:suff w:val="nothing"/>
-      <w:lvlText w:val=""/>
-      <w:lvlJc w:val="left"/>
-      <w:pPr>
-        <w:tabs>
-          <w:tab w:val="num" w:pos="0"/>
-        </w:tabs>
-        <w:ind w:left="0" w:hanging="0"/>
-      </w:pPr>
-    </w:lvl>
-    <w:lvl w:ilvl="6">
-      <w:start w:val="1"/>
-      <w:numFmt w:val="none"/>
-      <w:suff w:val="nothing"/>
-      <w:lvlText w:val=""/>
-      <w:lvlJc w:val="left"/>
-      <w:pPr>
-        <w:tabs>
-          <w:tab w:val="num" w:pos="0"/>
-        </w:tabs>
-        <w:ind w:left="0" w:hanging="0"/>
-      </w:pPr>
-    </w:lvl>
-    <w:lvl w:ilvl="7">
-      <w:start w:val="1"/>
-      <w:numFmt w:val="none"/>
-      <w:suff w:val="nothing"/>
-      <w:lvlText w:val=""/>
-      <w:lvlJc w:val="left"/>
-      <w:pPr>
-        <w:tabs>
-          <w:tab w:val="num" w:pos="0"/>
-        </w:tabs>
-        <w:ind w:left="0" w:hanging="0"/>
-      </w:pPr>
-    </w:lvl>
-    <w:lvl w:ilvl="8">
-      <w:start w:val="1"/>
-      <w:numFmt w:val="none"/>
-      <w:suff w:val="nothing"/>
-      <w:lvlText w:val=""/>
-      <w:lvlJc w:val="left"/>
-      <w:pPr>
-        <w:tabs>
-          <w:tab w:val="num" w:pos="0"/>
-        </w:tabs>
-        <w:ind w:left="0" w:hanging="0"/>
-      </w:pPr>
     </w:lvl>
   </w:abstractNum>
   <w:num w:numId="1">
@@ -7900,6 +7926,7 @@
     <w:qFormat/>
     <w:pPr>
       <w:widowControl w:val="false"/>
+      <w:suppressAutoHyphens w:val="true"/>
       <w:bidi w:val="0"/>
       <w:spacing w:before="0" w:after="0"/>
       <w:jc w:val="left"/>
@@ -8123,7 +8150,7 @@
     <w:pPr>
       <w:numPr>
         <w:ilvl w:val="0"/>
-        <w:numId w:val="1"/>
+        <w:numId w:val="2"/>
       </w:numPr>
       <w:tabs>
         <w:tab w:val="clear" w:pos="720"/>
@@ -8184,6 +8211,7 @@
     <w:rsid w:val="00c06272"/>
     <w:pPr>
       <w:widowControl w:val="false"/>
+      <w:suppressAutoHyphens w:val="true"/>
       <w:bidi w:val="0"/>
       <w:spacing w:before="0" w:after="0"/>
       <w:jc w:val="left"/>
